--- a/article_bulletin.docx
+++ b/article_bulletin.docx
@@ -2,6 +2,415 @@
 <file path=word/document.xml><?xml version="1.0" encoding="utf-8"?>
 <w:document xmlns:w="http://schemas.openxmlformats.org/wordprocessingml/2006/main" xmlns:m="http://schemas.openxmlformats.org/officeDocument/2006/math" xmlns:r="http://schemas.openxmlformats.org/officeDocument/2006/relationships" xmlns:o="urn:schemas-microsoft-com:office:office" xmlns:v="urn:schemas-microsoft-com:vml" xmlns:w10="urn:schemas-microsoft-com:office:word" xmlns:a="http://schemas.openxmlformats.org/drawingml/2006/main" xmlns:pic="http://schemas.openxmlformats.org/drawingml/2006/picture" xmlns:wp="http://schemas.openxmlformats.org/drawingml/2006/wordprocessingDrawing">
   <w:body>
+    <w:bookmarkStart w:id="14" w:name="Xf3c342cff7a970f98697a4eba7786d433f63590"/>
+    <w:p>
+      <w:pPr>
+        <w:pStyle w:val="Heading1"/>
+      </w:pPr>
+      <w:r>
+        <w:t xml:space="preserve">Végétalisons nos murs : adaptons Montpezat au changement climatique !</w:t>
+      </w:r>
+    </w:p>
+    <w:p>
+      <w:pPr>
+        <w:pStyle w:val="FirstParagraph"/>
+      </w:pPr>
+      <w:r>
+        <w:t xml:space="preserve">Face à la répétition des canicules estivales, notre commune s’engage concrètement pour rafraîchir nos ruelles et embellir notre cadre de vie. La municipalité lance un grand programme participatif de végétalisation des façades sur le domaine public.</w:t>
+      </w:r>
+    </w:p>
+    <w:p>
+      <w:r>
+        <w:pict>
+          <v:rect style="width:0;height:1.5pt" o:hralign="center" o:hrstd="t" o:hr="t"/>
+        </w:pict>
+      </w:r>
+    </w:p>
+    <w:bookmarkStart w:id="9" w:name="pourquoi-végétaliser-nos-rues"/>
+    <w:p>
+      <w:pPr>
+        <w:pStyle w:val="Heading3"/>
+      </w:pPr>
+      <w:r>
+        <w:t xml:space="preserve">Pourquoi végétaliser nos rues ?</w:t>
+      </w:r>
+    </w:p>
+    <w:p>
+      <w:pPr>
+        <w:pStyle w:val="FirstParagraph"/>
+      </w:pPr>
+      <w:r>
+        <w:t xml:space="preserve">Modifier le domaine public est normalement interdit. Avec ce nouveau dispositif, la mairie vous autorise et vous aide à planter au pied de votre maison !</w:t>
+      </w:r>
+    </w:p>
+    <w:p>
+      <w:pPr>
+        <w:pStyle w:val="Compact"/>
+        <w:numPr>
+          <w:ilvl w:val="0"/>
+          <w:numId w:val="1001"/>
+        </w:numPr>
+      </w:pPr>
+      <w:r>
+        <w:rPr>
+          <w:b/>
+          <w:bCs/>
+        </w:rPr>
+        <w:t xml:space="preserve">Un rafraîchissement naturel :</w:t>
+      </w:r>
+      <w:r>
+        <w:t xml:space="preserve"> </w:t>
+      </w:r>
+      <w:r>
+        <w:t xml:space="preserve">la végétation permet de réduire la température des façades de</w:t>
+      </w:r>
+      <w:r>
+        <w:t xml:space="preserve"> </w:t>
+      </w:r>
+      <w:r>
+        <w:rPr>
+          <w:b/>
+          <w:bCs/>
+        </w:rPr>
+        <w:t xml:space="preserve">4 à 6 °C</w:t>
+      </w:r>
+      <w:r>
+        <w:t xml:space="preserve">, améliorant le confort d’été des riverains et des passants.</w:t>
+      </w:r>
+    </w:p>
+    <w:p>
+      <w:pPr>
+        <w:pStyle w:val="Compact"/>
+        <w:numPr>
+          <w:ilvl w:val="0"/>
+          <w:numId w:val="1001"/>
+        </w:numPr>
+      </w:pPr>
+      <w:r>
+        <w:rPr>
+          <w:b/>
+          <w:bCs/>
+        </w:rPr>
+        <w:t xml:space="preserve">Une action collective :</w:t>
+      </w:r>
+      <w:r>
+        <w:t xml:space="preserve"> </w:t>
+      </w:r>
+      <w:r>
+        <w:t xml:space="preserve">la commune ne disposant pas des ressources humaines pour entretenir des plantations partout, c’est</w:t>
+      </w:r>
+      <w:r>
+        <w:t xml:space="preserve"> </w:t>
+      </w:r>
+      <w:r>
+        <w:rPr>
+          <w:b/>
+          <w:bCs/>
+        </w:rPr>
+        <w:t xml:space="preserve">ensemble</w:t>
+      </w:r>
+      <w:r>
+        <w:t xml:space="preserve">, municipalité et habitants, que nous transformerons le village d’ici 5 ans.</w:t>
+      </w:r>
+    </w:p>
+    <w:p>
+      <w:pPr>
+        <w:pStyle w:val="Compact"/>
+        <w:numPr>
+          <w:ilvl w:val="0"/>
+          <w:numId w:val="1001"/>
+        </w:numPr>
+      </w:pPr>
+      <w:r>
+        <w:rPr>
+          <w:b/>
+          <w:bCs/>
+        </w:rPr>
+        <w:t xml:space="preserve">Agir plutôt que subir :</w:t>
+      </w:r>
+      <w:r>
+        <w:t xml:space="preserve"> </w:t>
+      </w:r>
+      <w:r>
+        <w:t xml:space="preserve">une réponse concrète pour embellir nos ruelles et favoriser la biodiversité.</w:t>
+      </w:r>
+    </w:p>
+    <w:p>
+      <w:r>
+        <w:pict>
+          <v:rect style="width:0;height:1.5pt" o:hralign="center" o:hrstd="t" o:hr="t"/>
+        </w:pict>
+      </w:r>
+    </w:p>
+    <w:bookmarkEnd w:id="9"/>
+    <w:bookmarkStart w:id="12" w:name="Xf4cad232e2723864fad46805eaddbf1e3ff914a"/>
+    <w:p>
+      <w:pPr>
+        <w:pStyle w:val="Heading3"/>
+      </w:pPr>
+      <w:r>
+        <w:t xml:space="preserve">Un partenariat simple : la Mairie prépare, vous plantez !</w:t>
+      </w:r>
+    </w:p>
+    <w:p>
+      <w:pPr>
+        <w:pStyle w:val="FirstParagraph"/>
+      </w:pPr>
+      <w:r>
+        <w:t xml:space="preserve">Inspirée d’expériences réussies dans d’autres communes et accompagnée par le</w:t>
+      </w:r>
+      <w:r>
+        <w:t xml:space="preserve"> </w:t>
+      </w:r>
+      <w:r>
+        <w:rPr>
+          <w:b/>
+          <w:bCs/>
+        </w:rPr>
+        <w:t xml:space="preserve">CAUE 82</w:t>
+      </w:r>
+      <w:r>
+        <w:t xml:space="preserve">, la municipalité propose un cadre clair et sécurisé :</w:t>
+      </w:r>
+    </w:p>
+    <w:bookmarkStart w:id="10" w:name="la-mairie-prend-à-sa-charge"/>
+    <w:p>
+      <w:pPr>
+        <w:pStyle w:val="Heading4"/>
+      </w:pPr>
+      <w:r>
+        <w:t xml:space="preserve">1. La Mairie prend à sa charge :</w:t>
+      </w:r>
+    </w:p>
+    <w:p>
+      <w:pPr>
+        <w:pStyle w:val="Compact"/>
+        <w:numPr>
+          <w:ilvl w:val="0"/>
+          <w:numId w:val="1002"/>
+        </w:numPr>
+      </w:pPr>
+      <w:r>
+        <w:t xml:space="preserve">L’évaluation technique (vérification des réseaux enterrés et maintien de l’accessibilité des trottoirs).</w:t>
+      </w:r>
+    </w:p>
+    <w:p>
+      <w:pPr>
+        <w:pStyle w:val="Compact"/>
+        <w:numPr>
+          <w:ilvl w:val="0"/>
+          <w:numId w:val="1002"/>
+        </w:numPr>
+      </w:pPr>
+      <w:r>
+        <w:t xml:space="preserve">La découpe du trottoir et le creusement de la fosse de plantation (travaux légers et réversibles).</w:t>
+      </w:r>
+    </w:p>
+    <w:p>
+      <w:pPr>
+        <w:pStyle w:val="Compact"/>
+        <w:numPr>
+          <w:ilvl w:val="0"/>
+          <w:numId w:val="1002"/>
+        </w:numPr>
+      </w:pPr>
+      <w:r>
+        <w:t xml:space="preserve">Les conseils techniques et la fourniture éventuelle du premier végétal ou kit de plantation.</w:t>
+      </w:r>
+    </w:p>
+    <w:bookmarkEnd w:id="10"/>
+    <w:bookmarkStart w:id="11" w:name="le-riverain-sengage-à"/>
+    <w:p>
+      <w:pPr>
+        <w:pStyle w:val="Heading4"/>
+      </w:pPr>
+      <w:r>
+        <w:t xml:space="preserve">2. Le riverain s’engage à :</w:t>
+      </w:r>
+    </w:p>
+    <w:p>
+      <w:pPr>
+        <w:pStyle w:val="Compact"/>
+        <w:numPr>
+          <w:ilvl w:val="0"/>
+          <w:numId w:val="1003"/>
+        </w:numPr>
+      </w:pPr>
+      <w:r>
+        <w:t xml:space="preserve">Planter et entretenir son massif (arrosage raisonné, taille régulière).</w:t>
+      </w:r>
+    </w:p>
+    <w:p>
+      <w:pPr>
+        <w:pStyle w:val="Compact"/>
+        <w:numPr>
+          <w:ilvl w:val="0"/>
+          <w:numId w:val="1003"/>
+        </w:numPr>
+      </w:pPr>
+      <w:r>
+        <w:t xml:space="preserve">Signer une</w:t>
+      </w:r>
+      <w:r>
+        <w:t xml:space="preserve"> </w:t>
+      </w:r>
+      <w:r>
+        <w:rPr>
+          <w:b/>
+          <w:bCs/>
+        </w:rPr>
+        <w:t xml:space="preserve">convention d’occupation temporaire</w:t>
+      </w:r>
+      <w:r>
+        <w:t xml:space="preserve"> </w:t>
+      </w:r>
+      <w:r>
+        <w:t xml:space="preserve">définissant les engagements de chacun.</w:t>
+      </w:r>
+    </w:p>
+    <w:p>
+      <w:r>
+        <w:pict>
+          <v:rect style="width:0;height:1.5pt" o:hralign="center" o:hrstd="t" o:hr="t"/>
+        </w:pict>
+      </w:r>
+    </w:p>
+    <w:bookmarkEnd w:id="11"/>
+    <w:bookmarkEnd w:id="12"/>
+    <w:bookmarkStart w:id="13" w:name="comment-participer"/>
+    <w:p>
+      <w:pPr>
+        <w:pStyle w:val="Heading3"/>
+      </w:pPr>
+      <w:r>
+        <w:t xml:space="preserve">Comment participer ?</w:t>
+      </w:r>
+    </w:p>
+    <w:p>
+      <w:pPr>
+        <w:pStyle w:val="FirstParagraph"/>
+      </w:pPr>
+      <w:r>
+        <w:t xml:space="preserve">Le parcours est simple et rapide :</w:t>
+      </w:r>
+    </w:p>
+    <w:p>
+      <w:pPr>
+        <w:pStyle w:val="Compact"/>
+        <w:numPr>
+          <w:ilvl w:val="0"/>
+          <w:numId w:val="1004"/>
+        </w:numPr>
+      </w:pPr>
+      <w:r>
+        <w:rPr>
+          <w:b/>
+          <w:bCs/>
+        </w:rPr>
+        <w:t xml:space="preserve">Information &amp; Inscription :</w:t>
+      </w:r>
+      <w:r>
+        <w:t xml:space="preserve"> </w:t>
+      </w:r>
+      <w:r>
+        <w:t xml:space="preserve">remplissez la convention (disponible en mairie, dans le bulletin ou sur l’application IntraMuros) dès</w:t>
+      </w:r>
+      <w:r>
+        <w:t xml:space="preserve"> </w:t>
+      </w:r>
+      <w:r>
+        <w:rPr>
+          <w:b/>
+          <w:bCs/>
+        </w:rPr>
+        <w:t xml:space="preserve">janvier</w:t>
+      </w:r>
+      <w:r>
+        <w:t xml:space="preserve">.</w:t>
+      </w:r>
+    </w:p>
+    <w:p>
+      <w:pPr>
+        <w:pStyle w:val="Compact"/>
+        <w:numPr>
+          <w:ilvl w:val="0"/>
+          <w:numId w:val="1004"/>
+        </w:numPr>
+      </w:pPr>
+      <w:r>
+        <w:rPr>
+          <w:b/>
+          <w:bCs/>
+        </w:rPr>
+        <w:t xml:space="preserve">Marquage :</w:t>
+      </w:r>
+      <w:r>
+        <w:t xml:space="preserve"> </w:t>
+      </w:r>
+      <w:r>
+        <w:t xml:space="preserve">un rendez-vous sur place permet de définir l’emplacement idéal de la fosse en fonction du végétal souhaité et des contraintes du trottoir.</w:t>
+      </w:r>
+    </w:p>
+    <w:p>
+      <w:pPr>
+        <w:pStyle w:val="Compact"/>
+        <w:numPr>
+          <w:ilvl w:val="0"/>
+          <w:numId w:val="1004"/>
+        </w:numPr>
+      </w:pPr>
+      <w:r>
+        <w:rPr>
+          <w:b/>
+          <w:bCs/>
+        </w:rPr>
+        <w:t xml:space="preserve">Réalisation :</w:t>
+      </w:r>
+      <w:r>
+        <w:t xml:space="preserve"> </w:t>
+      </w:r>
+      <w:r>
+        <w:t xml:space="preserve">les services municipaux créent la fosse et vous installez la plantation.</w:t>
+      </w:r>
+    </w:p>
+    <w:p>
+      <w:pPr>
+        <w:pStyle w:val="FirstParagraph"/>
+      </w:pPr>
+      <w:r>
+        <w:t xml:space="preserve">Une</w:t>
+      </w:r>
+      <w:r>
+        <w:t xml:space="preserve"> </w:t>
+      </w:r>
+      <w:r>
+        <w:rPr>
+          <w:b/>
+          <w:bCs/>
+        </w:rPr>
+        <w:t xml:space="preserve">réunion publique de lancement</w:t>
+      </w:r>
+      <w:r>
+        <w:t xml:space="preserve"> </w:t>
+      </w:r>
+      <w:r>
+        <w:t xml:space="preserve">sera organisée prochainement pour présenter le dispositif en détail et répondre à toutes vos questions.</w:t>
+      </w:r>
+    </w:p>
+    <w:p>
+      <w:pPr>
+        <w:pStyle w:val="BodyText"/>
+      </w:pPr>
+      <w:r>
+        <w:rPr>
+          <w:b/>
+          <w:bCs/>
+        </w:rPr>
+        <w:t xml:space="preserve">Ensemble, faisons de Montpezat un village plus vert et plus frais !</w:t>
+      </w:r>
+    </w:p>
+    <w:bookmarkEnd w:id="13"/>
+    <w:bookmarkEnd w:id="14"/>
     <w:sectPr>
       <w:footnotePr>
         <w:numRestart w:val="eachSect"/>
@@ -112,8 +521,235 @@
       </w:pPr>
     </w:lvl>
   </w:abstractNum>
+  <w:abstractNum w:abstractNumId="991">
+    <w:nsid w:val="0000A991"/>
+    <w:multiLevelType w:val="multilevel"/>
+    <w:lvl w:ilvl="0">
+      <w:numFmt w:val="bullet"/>
+      <w:lvlText w:val=""/>
+      <w:lvlJc w:val="left"/>
+      <w:pPr>
+        <w:ind w:left="720" w:hanging="360"/>
+      </w:pPr>
+      <w:rPr>
+        <w:rFonts w:ascii="Symbol" w:hAnsi="Symbol" w:cs="Symbol" w:hint="default"/>
+      </w:rPr>
+    </w:lvl>
+    <w:lvl w:ilvl="1">
+      <w:numFmt w:val="bullet"/>
+      <w:lvlText w:val="o"/>
+      <w:lvlJc w:val="left"/>
+      <w:pPr>
+        <w:ind w:left="1440" w:hanging="360"/>
+      </w:pPr>
+      <w:rPr>
+        <w:rFonts w:ascii="Courier New" w:hAnsi="Courier New" w:cs="Courier New" w:hint="default"/>
+      </w:rPr>
+    </w:lvl>
+    <w:lvl w:ilvl="2">
+      <w:numFmt w:val="bullet"/>
+      <w:lvlText w:val=""/>
+      <w:lvlJc w:val="left"/>
+      <w:pPr>
+        <w:ind w:left="2160" w:hanging="360"/>
+      </w:pPr>
+      <w:rPr>
+        <w:rFonts w:ascii="Wingdings" w:hAnsi="Wingdings" w:cs="Wingdings" w:hint="default"/>
+      </w:rPr>
+    </w:lvl>
+    <w:lvl w:ilvl="3">
+      <w:numFmt w:val="bullet"/>
+      <w:lvlText w:val=""/>
+      <w:lvlJc w:val="left"/>
+      <w:pPr>
+        <w:ind w:left="2880" w:hanging="360"/>
+      </w:pPr>
+      <w:rPr>
+        <w:rFonts w:ascii="Symbol" w:hAnsi="Symbol" w:cs="Symbol" w:hint="default"/>
+      </w:rPr>
+    </w:lvl>
+    <w:lvl w:ilvl="4">
+      <w:numFmt w:val="bullet"/>
+      <w:lvlText w:val="o"/>
+      <w:lvlJc w:val="left"/>
+      <w:pPr>
+        <w:ind w:left="3600" w:hanging="360"/>
+      </w:pPr>
+      <w:rPr>
+        <w:rFonts w:ascii="Courier New" w:hAnsi="Courier New" w:cs="Courier New" w:hint="default"/>
+      </w:rPr>
+    </w:lvl>
+    <w:lvl w:ilvl="5">
+      <w:numFmt w:val="bullet"/>
+      <w:lvlText w:val=""/>
+      <w:lvlJc w:val="left"/>
+      <w:pPr>
+        <w:ind w:left="4320" w:hanging="360"/>
+      </w:pPr>
+      <w:rPr>
+        <w:rFonts w:ascii="Wingdings" w:hAnsi="Wingdings" w:cs="Wingdings" w:hint="default"/>
+      </w:rPr>
+    </w:lvl>
+    <w:lvl w:ilvl="6">
+      <w:numFmt w:val="bullet"/>
+      <w:lvlText w:val=""/>
+      <w:lvlJc w:val="left"/>
+      <w:pPr>
+        <w:ind w:left="5040" w:hanging="360"/>
+      </w:pPr>
+      <w:rPr>
+        <w:rFonts w:ascii="Symbol" w:hAnsi="Symbol" w:cs="Symbol" w:hint="default"/>
+      </w:rPr>
+    </w:lvl>
+    <w:lvl w:ilvl="7">
+      <w:numFmt w:val="bullet"/>
+      <w:lvlText w:val="o"/>
+      <w:lvlJc w:val="left"/>
+      <w:pPr>
+        <w:ind w:left="5760" w:hanging="360"/>
+      </w:pPr>
+      <w:rPr>
+        <w:rFonts w:ascii="Courier New" w:hAnsi="Courier New" w:cs="Courier New" w:hint="default"/>
+      </w:rPr>
+    </w:lvl>
+    <w:lvl w:ilvl="8">
+      <w:numFmt w:val="bullet"/>
+      <w:lvlText w:val=""/>
+      <w:lvlJc w:val="left"/>
+      <w:pPr>
+        <w:ind w:left="6480" w:hanging="360"/>
+      </w:pPr>
+      <w:rPr>
+        <w:rFonts w:ascii="Wingdings" w:hAnsi="Wingdings" w:cs="Wingdings" w:hint="default"/>
+      </w:rPr>
+    </w:lvl>
+  </w:abstractNum>
+  <w:abstractNum w:abstractNumId="99411">
+    <w:nsid w:val="00A99411"/>
+    <w:multiLevelType w:val="multilevel"/>
+    <w:lvl w:ilvl="0">
+      <w:start w:val="1"/>
+      <w:numFmt w:val="decimal"/>
+      <w:lvlText w:val="%1."/>
+      <w:lvlJc w:val="left"/>
+      <w:pPr>
+        <w:ind w:left="720" w:hanging="360"/>
+      </w:pPr>
+    </w:lvl>
+    <w:lvl w:ilvl="1">
+      <w:start w:val="1"/>
+      <w:numFmt w:val="decimal"/>
+      <w:lvlText w:val="%2."/>
+      <w:lvlJc w:val="left"/>
+      <w:pPr>
+        <w:ind w:left="1440" w:hanging="360"/>
+      </w:pPr>
+    </w:lvl>
+    <w:lvl w:ilvl="2">
+      <w:start w:val="1"/>
+      <w:numFmt w:val="decimal"/>
+      <w:lvlText w:val="%3."/>
+      <w:lvlJc w:val="left"/>
+      <w:pPr>
+        <w:ind w:left="2160" w:hanging="360"/>
+      </w:pPr>
+    </w:lvl>
+    <w:lvl w:ilvl="3">
+      <w:start w:val="1"/>
+      <w:numFmt w:val="decimal"/>
+      <w:lvlText w:val="%4."/>
+      <w:lvlJc w:val="left"/>
+      <w:pPr>
+        <w:ind w:left="2880" w:hanging="360"/>
+      </w:pPr>
+    </w:lvl>
+    <w:lvl w:ilvl="4">
+      <w:start w:val="1"/>
+      <w:numFmt w:val="decimal"/>
+      <w:lvlText w:val="%5."/>
+      <w:lvlJc w:val="left"/>
+      <w:pPr>
+        <w:ind w:left="3600" w:hanging="360"/>
+      </w:pPr>
+    </w:lvl>
+    <w:lvl w:ilvl="5">
+      <w:start w:val="1"/>
+      <w:numFmt w:val="decimal"/>
+      <w:lvlText w:val="%6."/>
+      <w:lvlJc w:val="left"/>
+      <w:pPr>
+        <w:ind w:left="4320" w:hanging="360"/>
+      </w:pPr>
+    </w:lvl>
+    <w:lvl w:ilvl="6">
+      <w:start w:val="1"/>
+      <w:numFmt w:val="decimal"/>
+      <w:lvlText w:val="%7."/>
+      <w:lvlJc w:val="left"/>
+      <w:pPr>
+        <w:ind w:left="5040" w:hanging="360"/>
+      </w:pPr>
+    </w:lvl>
+    <w:lvl w:ilvl="7">
+      <w:start w:val="1"/>
+      <w:numFmt w:val="decimal"/>
+      <w:lvlText w:val="%8."/>
+      <w:lvlJc w:val="left"/>
+      <w:pPr>
+        <w:ind w:left="5760" w:hanging="360"/>
+      </w:pPr>
+    </w:lvl>
+    <w:lvl w:ilvl="8">
+      <w:start w:val="1"/>
+      <w:numFmt w:val="decimal"/>
+      <w:lvlText w:val="%9."/>
+      <w:lvlJc w:val="left"/>
+      <w:pPr>
+        <w:ind w:left="6480" w:hanging="360"/>
+      </w:pPr>
+    </w:lvl>
+  </w:abstractNum>
   <w:num w:numId="1000">
     <w:abstractNumId w:val="990"/>
+  </w:num>
+  <w:num w:numId="1001">
+    <w:abstractNumId w:val="991"/>
+  </w:num>
+  <w:num w:numId="1002">
+    <w:abstractNumId w:val="991"/>
+  </w:num>
+  <w:num w:numId="1003">
+    <w:abstractNumId w:val="991"/>
+  </w:num>
+  <w:num w:numId="1004">
+    <w:abstractNumId w:val="99411"/>
+    <w:lvlOverride w:ilvl="0">
+      <w:startOverride w:val="1"/>
+    </w:lvlOverride>
+    <w:lvlOverride w:ilvl="1">
+      <w:startOverride w:val="1"/>
+    </w:lvlOverride>
+    <w:lvlOverride w:ilvl="2">
+      <w:startOverride w:val="1"/>
+    </w:lvlOverride>
+    <w:lvlOverride w:ilvl="3">
+      <w:startOverride w:val="1"/>
+    </w:lvlOverride>
+    <w:lvlOverride w:ilvl="4">
+      <w:startOverride w:val="1"/>
+    </w:lvlOverride>
+    <w:lvlOverride w:ilvl="5">
+      <w:startOverride w:val="1"/>
+    </w:lvlOverride>
+    <w:lvlOverride w:ilvl="6">
+      <w:startOverride w:val="1"/>
+    </w:lvlOverride>
+    <w:lvlOverride w:ilvl="7">
+      <w:startOverride w:val="1"/>
+    </w:lvlOverride>
+    <w:lvlOverride w:ilvl="8">
+      <w:startOverride w:val="1"/>
+    </w:lvlOverride>
   </w:num>
 </w:numbering>
 </file>

--- a/article_bulletin.docx
+++ b/article_bulletin.docx
@@ -132,7 +132,7 @@
         <w:t xml:space="preserve"> </w:t>
       </w:r>
       <w:r>
-        <w:t xml:space="preserve">une réponse concrète pour embellir nos ruelles et favoriser la biodiversité.</w:t>
+        <w:t xml:space="preserve">l’action,concrète, individuelle et collective, plutôt que la sidération</w:t>
       </w:r>
     </w:p>
     <w:p>
@@ -157,20 +157,7 @@
         <w:pStyle w:val="FirstParagraph"/>
       </w:pPr>
       <w:r>
-        <w:t xml:space="preserve">Inspirée d’expériences réussies dans d’autres communes et accompagnée par le</w:t>
-      </w:r>
-      <w:r>
-        <w:t xml:space="preserve"> </w:t>
-      </w:r>
-      <w:r>
-        <w:rPr>
-          <w:b/>
-          <w:bCs/>
-        </w:rPr>
-        <w:t xml:space="preserve">CAUE 82</w:t>
-      </w:r>
-      <w:r>
-        <w:t xml:space="preserve">, la municipalité propose un cadre clair et sécurisé :</w:t>
+        <w:t xml:space="preserve">Inspirée d’expériences réussies dans d’autres communes, la municipalité propose un cadre clair et sécurisé :</w:t>
       </w:r>
     </w:p>
     <w:bookmarkStart w:id="10" w:name="la-mairie-prend-à-sa-charge"/>
@@ -215,7 +202,7 @@
         </w:numPr>
       </w:pPr>
       <w:r>
-        <w:t xml:space="preserve">Les conseils techniques et la fourniture éventuelle du premier végétal ou kit de plantation.</w:t>
+        <w:t xml:space="preserve">Les conseils techniques et la fourniture éventuelle du premier végétal.</w:t>
       </w:r>
     </w:p>
     <w:bookmarkEnd w:id="10"/>
@@ -237,7 +224,7 @@
         </w:numPr>
       </w:pPr>
       <w:r>
-        <w:t xml:space="preserve">Planter et entretenir son massif (arrosage raisonné, taille régulière).</w:t>
+        <w:t xml:space="preserve">Planter et entretenir son massif (arrosage, taille ).</w:t>
       </w:r>
     </w:p>
     <w:p>
@@ -313,20 +300,7 @@
         <w:t xml:space="preserve"> </w:t>
       </w:r>
       <w:r>
-        <w:t xml:space="preserve">remplissez la convention (disponible en mairie, dans le bulletin ou sur l’application IntraMuros) dès</w:t>
-      </w:r>
-      <w:r>
-        <w:t xml:space="preserve"> </w:t>
-      </w:r>
-      <w:r>
-        <w:rPr>
-          <w:b/>
-          <w:bCs/>
-        </w:rPr>
-        <w:t xml:space="preserve">janvier</w:t>
-      </w:r>
-      <w:r>
-        <w:t xml:space="preserve">.</w:t>
+        <w:t xml:space="preserve">remplissez la convention (disponible ci-joint, en mairie, ou sur IntraMuros).</w:t>
       </w:r>
     </w:p>
     <w:p>
@@ -370,7 +344,7 @@
         <w:t xml:space="preserve"> </w:t>
       </w:r>
       <w:r>
-        <w:t xml:space="preserve">les services municipaux créent la fosse et vous installez la plantation.</w:t>
+        <w:t xml:space="preserve">les services municipaux créent la fosse et vous plantez le végétal.</w:t>
       </w:r>
     </w:p>
     <w:p>

--- a/article_bulletin.docx
+++ b/article_bulletin.docx
@@ -2,13 +2,13 @@
 <file path=word/document.xml><?xml version="1.0" encoding="utf-8"?>
 <w:document xmlns:w="http://schemas.openxmlformats.org/wordprocessingml/2006/main" xmlns:m="http://schemas.openxmlformats.org/officeDocument/2006/math" xmlns:r="http://schemas.openxmlformats.org/officeDocument/2006/relationships" xmlns:o="urn:schemas-microsoft-com:office:office" xmlns:v="urn:schemas-microsoft-com:vml" xmlns:w10="urn:schemas-microsoft-com:office:word" xmlns:a="http://schemas.openxmlformats.org/drawingml/2006/main" xmlns:pic="http://schemas.openxmlformats.org/drawingml/2006/picture" xmlns:wp="http://schemas.openxmlformats.org/drawingml/2006/wordprocessingDrawing">
   <w:body>
-    <w:bookmarkStart w:id="14" w:name="Xf3c342cff7a970f98697a4eba7786d433f63590"/>
+    <w:bookmarkStart w:id="13" w:name="Xb978cd70a0b49a115647d70838ed47189e8ec8f"/>
     <w:p>
       <w:pPr>
         <w:pStyle w:val="Heading1"/>
       </w:pPr>
       <w:r>
-        <w:t xml:space="preserve">Végétalisons nos murs : adaptons Montpezat au changement climatique !</w:t>
+        <w:t xml:space="preserve">Végétalisons nos murs : un projet collectif pour notre village</w:t>
       </w:r>
     </w:p>
     <w:p>
@@ -16,7 +16,7 @@
         <w:pStyle w:val="FirstParagraph"/>
       </w:pPr>
       <w:r>
-        <w:t xml:space="preserve">Face à la répétition des canicules estivales, notre commune s’engage concrètement pour rafraîchir nos ruelles et embellir notre cadre de vie. La municipalité lance un grand programme participatif de végétalisation des façades sur le domaine public.</w:t>
+        <w:t xml:space="preserve">Face aux épisodes de canicule de plus en plus fréquents, la municipalité souhaite engager une démarche d’adaptation du village. La végétalisation de nos rues constitue une réponse concrète, simple et fédératrice.</w:t>
       </w:r>
     </w:p>
     <w:p>
@@ -26,13 +26,13 @@
         </w:pict>
       </w:r>
     </w:p>
-    <w:bookmarkStart w:id="9" w:name="pourquoi-végétaliser-nos-rues"/>
-    <w:p>
-      <w:pPr>
-        <w:pStyle w:val="Heading3"/>
-      </w:pPr>
-      <w:r>
-        <w:t xml:space="preserve">Pourquoi végétaliser nos rues ?</w:t>
+    <w:bookmarkStart w:id="9" w:name="pourquoi-végétaliser"/>
+    <w:p>
+      <w:pPr>
+        <w:pStyle w:val="Heading2"/>
+      </w:pPr>
+      <w:r>
+        <w:t xml:space="preserve">Pourquoi végétaliser ?</w:t>
       </w:r>
     </w:p>
     <w:p>
@@ -40,7 +40,11 @@
         <w:pStyle w:val="FirstParagraph"/>
       </w:pPr>
       <w:r>
-        <w:t xml:space="preserve">Modifier le domaine public est normalement interdit. Avec ce nouveau dispositif, la mairie vous autorise et vous aide à planter au pied de votre maison !</w:t>
+        <w:rPr>
+          <w:b/>
+          <w:bCs/>
+        </w:rPr>
+        <w:t xml:space="preserve">Adapter le village à la succession de canicules</w:t>
       </w:r>
     </w:p>
     <w:p>
@@ -56,26 +60,13 @@
           <w:b/>
           <w:bCs/>
         </w:rPr>
-        <w:t xml:space="preserve">Un rafraîchissement naturel :</w:t>
+        <w:t xml:space="preserve">Réduire la température des façades de 4 à 6 °C :</w:t>
       </w:r>
       <w:r>
         <w:t xml:space="preserve"> </w:t>
       </w:r>
       <w:r>
-        <w:t xml:space="preserve">la végétation permet de réduire la température des façades de</w:t>
-      </w:r>
-      <w:r>
-        <w:t xml:space="preserve"> </w:t>
-      </w:r>
-      <w:r>
-        <w:rPr>
-          <w:b/>
-          <w:bCs/>
-        </w:rPr>
-        <w:t xml:space="preserve">4 à 6 °C</w:t>
-      </w:r>
-      <w:r>
-        <w:t xml:space="preserve">, améliorant le confort d’été des riverains et des passants.</w:t>
+        <w:t xml:space="preserve">les plantes grimpantes agissent comme un bouclier thermique naturel.</w:t>
       </w:r>
     </w:p>
     <w:p>
@@ -91,26 +82,13 @@
           <w:b/>
           <w:bCs/>
         </w:rPr>
-        <w:t xml:space="preserve">Une action collective :</w:t>
+        <w:t xml:space="preserve">Améliorer le confort d’été :</w:t>
       </w:r>
       <w:r>
         <w:t xml:space="preserve"> </w:t>
       </w:r>
       <w:r>
-        <w:t xml:space="preserve">la commune ne disposant pas des ressources humaines pour entretenir des plantations partout, c’est</w:t>
-      </w:r>
-      <w:r>
-        <w:t xml:space="preserve"> </w:t>
-      </w:r>
-      <w:r>
-        <w:rPr>
-          <w:b/>
-          <w:bCs/>
-        </w:rPr>
-        <w:t xml:space="preserve">ensemble</w:t>
-      </w:r>
-      <w:r>
-        <w:t xml:space="preserve">, municipalité et habitants, que nous transformerons le village d’ici 5 ans.</w:t>
+        <w:t xml:space="preserve">une fraicheur bénéfique tant pour les riverains que pour les passants.</w:t>
       </w:r>
     </w:p>
     <w:p>
@@ -126,13 +104,35 @@
           <w:b/>
           <w:bCs/>
         </w:rPr>
+        <w:t xml:space="preserve">Autoriser la plantation sur les trottoirs :</w:t>
+      </w:r>
+      <w:r>
+        <w:t xml:space="preserve"> </w:t>
+      </w:r>
+      <w:r>
+        <w:t xml:space="preserve">alors qu’il est normalement interdit de modifier le domaine public, la mairie souhaite permettre aux habitants d’y planter sous son contrôle.</w:t>
+      </w:r>
+    </w:p>
+    <w:p>
+      <w:pPr>
+        <w:pStyle w:val="Compact"/>
+        <w:numPr>
+          <w:ilvl w:val="0"/>
+          <w:numId w:val="1001"/>
+        </w:numPr>
+      </w:pPr>
+      <w:r>
+        <w:rPr>
+          <w:b/>
+          <w:bCs/>
+        </w:rPr>
         <w:t xml:space="preserve">Agir plutôt que subir :</w:t>
       </w:r>
       <w:r>
         <w:t xml:space="preserve"> </w:t>
       </w:r>
       <w:r>
-        <w:t xml:space="preserve">l’action,concrète, individuelle et collective, plutôt que la sidération</w:t>
+        <w:t xml:space="preserve">privilégier l’action concrète, individuelle et collective, plutôt que la sidération face aux canicules.</w:t>
       </w:r>
     </w:p>
     <w:p>
@@ -143,30 +143,13 @@
       </w:r>
     </w:p>
     <w:bookmarkEnd w:id="9"/>
-    <w:bookmarkStart w:id="12" w:name="Xf4cad232e2723864fad46805eaddbf1e3ff914a"/>
-    <w:p>
-      <w:pPr>
-        <w:pStyle w:val="Heading3"/>
-      </w:pPr>
-      <w:r>
-        <w:t xml:space="preserve">Un partenariat simple : la Mairie prépare, vous plantez !</w:t>
-      </w:r>
-    </w:p>
-    <w:p>
-      <w:pPr>
-        <w:pStyle w:val="FirstParagraph"/>
-      </w:pPr>
-      <w:r>
-        <w:t xml:space="preserve">Inspirée d’expériences réussies dans d’autres communes, la municipalité propose un cadre clair et sécurisé :</w:t>
-      </w:r>
-    </w:p>
-    <w:bookmarkStart w:id="10" w:name="la-mairie-prend-à-sa-charge"/>
-    <w:p>
-      <w:pPr>
-        <w:pStyle w:val="Heading4"/>
-      </w:pPr>
-      <w:r>
-        <w:t xml:space="preserve">1. La Mairie prend à sa charge :</w:t>
+    <w:bookmarkStart w:id="10" w:name="comment-végétaliser-le-village"/>
+    <w:p>
+      <w:pPr>
+        <w:pStyle w:val="Heading2"/>
+      </w:pPr>
+      <w:r>
+        <w:t xml:space="preserve">Comment végétaliser le village ?</w:t>
       </w:r>
     </w:p>
     <w:p>
@@ -178,7 +161,17 @@
         </w:numPr>
       </w:pPr>
       <w:r>
-        <w:t xml:space="preserve">L’évaluation technique (vérification des réseaux enterrés et maintien de l’accessibilité des trottoirs).</w:t>
+        <w:rPr>
+          <w:b/>
+          <w:bCs/>
+        </w:rPr>
+        <w:t xml:space="preserve">Une action concertée :</w:t>
+      </w:r>
+      <w:r>
+        <w:t xml:space="preserve"> </w:t>
+      </w:r>
+      <w:r>
+        <w:t xml:space="preserve">la mairie n’a pas les moyens d’entretenir des plantations en grand nombre sur l’ensemble de la commune. Pour obtenir des résultats rapides et massifs, il est indispensable d’associer les habitants.</w:t>
       </w:r>
     </w:p>
     <w:p>
@@ -190,7 +183,17 @@
         </w:numPr>
       </w:pPr>
       <w:r>
-        <w:t xml:space="preserve">La découpe du trottoir et le creusement de la fosse de plantation (travaux légers et réversibles).</w:t>
+        <w:rPr>
+          <w:b/>
+          <w:bCs/>
+        </w:rPr>
+        <w:t xml:space="preserve">Un programme communal dédié :</w:t>
+      </w:r>
+      <w:r>
+        <w:t xml:space="preserve"> </w:t>
+      </w:r>
+      <w:r>
+        <w:t xml:space="preserve">la municipalité met en place un dispositif d’aide à la création de fosses de plantation en pied de façade sur le domaine public.</w:t>
       </w:r>
     </w:p>
     <w:p>
@@ -202,17 +205,58 @@
         </w:numPr>
       </w:pPr>
       <w:r>
-        <w:t xml:space="preserve">Les conseils techniques et la fourniture éventuelle du premier végétal.</w:t>
+        <w:rPr>
+          <w:b/>
+          <w:bCs/>
+        </w:rPr>
+        <w:t xml:space="preserve">Un partage clair des rôles :</w:t>
+      </w:r>
+      <w:r>
+        <w:t xml:space="preserve"> </w:t>
+      </w:r>
+      <w:r>
+        <w:t xml:space="preserve">les services municipaux réalisent les travaux de creusement des fosses (et peuvent éventuellement fournir le végétal), tandis que les habitants s’occupent du suivi régulier (arrosage, taille, soins).</w:t>
+      </w:r>
+    </w:p>
+    <w:p>
+      <w:r>
+        <w:pict>
+          <v:rect style="width:0;height:1.5pt" o:hralign="center" o:hrstd="t" o:hr="t"/>
+        </w:pict>
       </w:r>
     </w:p>
     <w:bookmarkEnd w:id="10"/>
-    <w:bookmarkStart w:id="11" w:name="le-riverain-sengage-à"/>
-    <w:p>
-      <w:pPr>
-        <w:pStyle w:val="Heading4"/>
-      </w:pPr>
-      <w:r>
-        <w:t xml:space="preserve">2. Le riverain s’engage à :</w:t>
+    <w:bookmarkStart w:id="11" w:name="en-pratique-un-partenariat-simple"/>
+    <w:p>
+      <w:pPr>
+        <w:pStyle w:val="Heading2"/>
+      </w:pPr>
+      <w:r>
+        <w:t xml:space="preserve">En pratique : un partenariat simple</w:t>
+      </w:r>
+    </w:p>
+    <w:p>
+      <w:pPr>
+        <w:pStyle w:val="FirstParagraph"/>
+      </w:pPr>
+      <w:r>
+        <w:t xml:space="preserve">Pour garantir la sécurité et la pérennité du dispositif (gestion des réseaux enterrés, maintien du passage piéton et réversibilité des aménagements), une</w:t>
+      </w:r>
+      <w:r>
+        <w:t xml:space="preserve"> </w:t>
+      </w:r>
+      <w:r>
+        <w:rPr>
+          <w:b/>
+          <w:bCs/>
+        </w:rPr>
+        <w:t xml:space="preserve">convention d’occupation temporaire</w:t>
+      </w:r>
+      <w:r>
+        <w:t xml:space="preserve"> </w:t>
+      </w:r>
+      <w:r>
+        <w:t xml:space="preserve">sera signée entre le riverain et la commune.</w:t>
       </w:r>
     </w:p>
     <w:p>
@@ -224,7 +268,17 @@
         </w:numPr>
       </w:pPr>
       <w:r>
-        <w:t xml:space="preserve">Planter et entretenir son massif (arrosage, taille ).</w:t>
+        <w:rPr>
+          <w:b/>
+          <w:bCs/>
+        </w:rPr>
+        <w:t xml:space="preserve">Inscription :</w:t>
+      </w:r>
+      <w:r>
+        <w:t xml:space="preserve"> </w:t>
+      </w:r>
+      <w:r>
+        <w:t xml:space="preserve">remplissez la convention (disponible en mairie, sur IntraMuros ou dans le prochain bulletin).</w:t>
       </w:r>
     </w:p>
     <w:p>
@@ -236,82 +290,6 @@
         </w:numPr>
       </w:pPr>
       <w:r>
-        <w:t xml:space="preserve">Signer une</w:t>
-      </w:r>
-      <w:r>
-        <w:t xml:space="preserve"> </w:t>
-      </w:r>
-      <w:r>
-        <w:rPr>
-          <w:b/>
-          <w:bCs/>
-        </w:rPr>
-        <w:t xml:space="preserve">convention d’occupation temporaire</w:t>
-      </w:r>
-      <w:r>
-        <w:t xml:space="preserve"> </w:t>
-      </w:r>
-      <w:r>
-        <w:t xml:space="preserve">définissant les engagements de chacun.</w:t>
-      </w:r>
-    </w:p>
-    <w:p>
-      <w:r>
-        <w:pict>
-          <v:rect style="width:0;height:1.5pt" o:hralign="center" o:hrstd="t" o:hr="t"/>
-        </w:pict>
-      </w:r>
-    </w:p>
-    <w:bookmarkEnd w:id="11"/>
-    <w:bookmarkEnd w:id="12"/>
-    <w:bookmarkStart w:id="13" w:name="comment-participer"/>
-    <w:p>
-      <w:pPr>
-        <w:pStyle w:val="Heading3"/>
-      </w:pPr>
-      <w:r>
-        <w:t xml:space="preserve">Comment participer ?</w:t>
-      </w:r>
-    </w:p>
-    <w:p>
-      <w:pPr>
-        <w:pStyle w:val="FirstParagraph"/>
-      </w:pPr>
-      <w:r>
-        <w:t xml:space="preserve">Le parcours est simple et rapide :</w:t>
-      </w:r>
-    </w:p>
-    <w:p>
-      <w:pPr>
-        <w:pStyle w:val="Compact"/>
-        <w:numPr>
-          <w:ilvl w:val="0"/>
-          <w:numId w:val="1004"/>
-        </w:numPr>
-      </w:pPr>
-      <w:r>
-        <w:rPr>
-          <w:b/>
-          <w:bCs/>
-        </w:rPr>
-        <w:t xml:space="preserve">Information &amp; Inscription :</w:t>
-      </w:r>
-      <w:r>
-        <w:t xml:space="preserve"> </w:t>
-      </w:r>
-      <w:r>
-        <w:t xml:space="preserve">remplissez la convention (disponible ci-joint, en mairie, ou sur IntraMuros).</w:t>
-      </w:r>
-    </w:p>
-    <w:p>
-      <w:pPr>
-        <w:pStyle w:val="Compact"/>
-        <w:numPr>
-          <w:ilvl w:val="0"/>
-          <w:numId w:val="1004"/>
-        </w:numPr>
-      </w:pPr>
-      <w:r>
         <w:rPr>
           <w:b/>
           <w:bCs/>
@@ -322,7 +300,7 @@
         <w:t xml:space="preserve"> </w:t>
       </w:r>
       <w:r>
-        <w:t xml:space="preserve">un rendez-vous sur place permet de définir l’emplacement idéal de la fosse en fonction du végétal souhaité et des contraintes du trottoir.</w:t>
+        <w:t xml:space="preserve">un rendez-vous sur place permet d’identifier l’emplacement idéal sur le trottoir.</w:t>
       </w:r>
     </w:p>
     <w:p>
@@ -330,7 +308,7 @@
         <w:pStyle w:val="Compact"/>
         <w:numPr>
           <w:ilvl w:val="0"/>
-          <w:numId w:val="1004"/>
+          <w:numId w:val="1003"/>
         </w:numPr>
       </w:pPr>
       <w:r>
@@ -338,13 +316,23 @@
           <w:b/>
           <w:bCs/>
         </w:rPr>
-        <w:t xml:space="preserve">Réalisation :</w:t>
+        <w:t xml:space="preserve">Aménagement :</w:t>
       </w:r>
       <w:r>
         <w:t xml:space="preserve"> </w:t>
       </w:r>
       <w:r>
-        <w:t xml:space="preserve">les services municipaux créent la fosse et vous plantez le végétal.</w:t>
+        <w:t xml:space="preserve">la mairie crée la fosse et vous installez vos plantations !</w:t>
+      </w:r>
+    </w:p>
+    <w:bookmarkEnd w:id="11"/>
+    <w:bookmarkStart w:id="12" w:name="X10cfa8b87de410a699f2c50b756386a408f3014"/>
+    <w:p>
+      <w:pPr>
+        <w:pStyle w:val="Heading2"/>
+      </w:pPr>
+      <w:r>
+        <w:t xml:space="preserve">Ensemble, faisons de notre village un espace plus frais, vert et agréable à vivre !</w:t>
       </w:r>
     </w:p>
     <w:p>
@@ -352,39 +340,11 @@
         <w:pStyle w:val="FirstParagraph"/>
       </w:pPr>
       <w:r>
-        <w:t xml:space="preserve">Une</w:t>
-      </w:r>
-      <w:r>
-        <w:t xml:space="preserve"> </w:t>
-      </w:r>
-      <w:r>
-        <w:rPr>
-          <w:b/>
-          <w:bCs/>
-        </w:rPr>
-        <w:t xml:space="preserve">réunion publique de lancement</w:t>
-      </w:r>
-      <w:r>
-        <w:t xml:space="preserve"> </w:t>
-      </w:r>
-      <w:r>
-        <w:t xml:space="preserve">sera organisée prochainement pour présenter le dispositif en détail et répondre à toutes vos questions.</w:t>
-      </w:r>
-    </w:p>
-    <w:p>
-      <w:pPr>
-        <w:pStyle w:val="BodyText"/>
-      </w:pPr>
-      <w:r>
-        <w:rPr>
-          <w:b/>
-          <w:bCs/>
-        </w:rPr>
-        <w:t xml:space="preserve">Ensemble, faisons de Montpezat un village plus vert et plus frais !</w:t>
-      </w:r>
-    </w:p>
+        <w:t xml:space="preserve">Partageons la vision d’un village végétalisé et plus frais. Chacun doit participer !</w:t>
+      </w:r>
+    </w:p>
+    <w:bookmarkEnd w:id="12"/>
     <w:bookmarkEnd w:id="13"/>
-    <w:bookmarkEnd w:id="14"/>
     <w:sectPr>
       <w:footnotePr>
         <w:numRestart w:val="eachSect"/>
@@ -693,9 +653,6 @@
     <w:abstractNumId w:val="991"/>
   </w:num>
   <w:num w:numId="1003">
-    <w:abstractNumId w:val="991"/>
-  </w:num>
-  <w:num w:numId="1004">
     <w:abstractNumId w:val="99411"/>
     <w:lvlOverride w:ilvl="0">
       <w:startOverride w:val="1"/>

--- a/article_bulletin.docx
+++ b/article_bulletin.docx
@@ -2,13 +2,13 @@
 <file path=word/document.xml><?xml version="1.0" encoding="utf-8"?>
 <w:document xmlns:w="http://schemas.openxmlformats.org/wordprocessingml/2006/main" xmlns:m="http://schemas.openxmlformats.org/officeDocument/2006/math" xmlns:r="http://schemas.openxmlformats.org/officeDocument/2006/relationships" xmlns:o="urn:schemas-microsoft-com:office:office" xmlns:v="urn:schemas-microsoft-com:vml" xmlns:w10="urn:schemas-microsoft-com:office:word" xmlns:a="http://schemas.openxmlformats.org/drawingml/2006/main" xmlns:pic="http://schemas.openxmlformats.org/drawingml/2006/picture" xmlns:wp="http://schemas.openxmlformats.org/drawingml/2006/wordprocessingDrawing">
   <w:body>
-    <w:bookmarkStart w:id="13" w:name="Xb978cd70a0b49a115647d70838ed47189e8ec8f"/>
+    <w:bookmarkStart w:id="13" w:name="X08d5e10d59c5136a0917126c1f0eb996d21db10"/>
     <w:p>
       <w:pPr>
         <w:pStyle w:val="Heading1"/>
       </w:pPr>
       <w:r>
-        <w:t xml:space="preserve">Végétalisons nos murs : un projet collectif pour notre village</w:t>
+        <w:t xml:space="preserve">On verdit nos murs : et si on rafraîchissait le village ensemble ?</w:t>
       </w:r>
     </w:p>
     <w:p>
@@ -16,35 +16,69 @@
         <w:pStyle w:val="FirstParagraph"/>
       </w:pPr>
       <w:r>
-        <w:t xml:space="preserve">Face aux épisodes de canicule de plus en plus fréquents, la municipalité souhaite engager une démarche d’adaptation du village. La végétalisation de nos rues constitue une réponse concrète, simple et fédératrice.</w:t>
-      </w:r>
-    </w:p>
-    <w:p>
-      <w:r>
-        <w:pict>
-          <v:rect style="width:0;height:1.5pt" o:hralign="center" o:hrstd="t" o:hr="t"/>
-        </w:pict>
-      </w:r>
-    </w:p>
-    <w:bookmarkStart w:id="9" w:name="pourquoi-végétaliser"/>
-    <w:p>
-      <w:pPr>
-        <w:pStyle w:val="Heading2"/>
-      </w:pPr>
-      <w:r>
-        <w:t xml:space="preserve">Pourquoi végétaliser ?</w:t>
-      </w:r>
-    </w:p>
-    <w:p>
-      <w:pPr>
-        <w:pStyle w:val="FirstParagraph"/>
-      </w:pPr>
+        <w:t xml:space="preserve">Envie de retrouver de la douceur, des fleurs et de la fraîcheur au cœur de nos rues ? La municipalité lance une belle aventure collective pour remettre la nature à l’honneur.</w:t>
+      </w:r>
+    </w:p>
+    <w:p>
+      <w:pPr>
+        <w:pStyle w:val="BodyText"/>
+      </w:pPr>
+      <w:r>
+        <w:t xml:space="preserve">Le principe est simple :</w:t>
+      </w:r>
+      <w:r>
+        <w:t xml:space="preserve"> </w:t>
+      </w:r>
       <w:r>
         <w:rPr>
           <w:b/>
           <w:bCs/>
         </w:rPr>
-        <w:t xml:space="preserve">Adapter le village à la succession de canicules</w:t>
+        <w:t xml:space="preserve">la mairie réalise les travaux sur le domaine public, et vous donnez vie à vos façades en y faisant pousser de jolies plantes !</w:t>
+      </w:r>
+    </w:p>
+    <w:p>
+      <w:pPr>
+        <w:pStyle w:val="BodyText"/>
+      </w:pPr>
+      <w:r>
+        <w:t xml:space="preserve">La végétalisation du village doit être massive. La mairie peut amménager l’espace public pour planter des végétaux en pleine terre, mais elle n’a pas les moyens de les entretenir. Ce sera votre rôle: Les arroser, les tailler, les desherber.</w:t>
+      </w:r>
+    </w:p>
+    <w:p>
+      <w:pPr>
+        <w:pStyle w:val="BodyText"/>
+      </w:pPr>
+      <w:r>
+        <w:t xml:space="preserve">Une idée concrète, conviviale et surtout… à réaliser tous ensemble !</w:t>
+      </w:r>
+    </w:p>
+    <w:p>
+      <w:r>
+        <w:pict>
+          <v:rect style="width:0;height:1.5pt" o:hralign="center" o:hrstd="t" o:hr="t"/>
+        </w:pict>
+      </w:r>
+    </w:p>
+    <w:bookmarkStart w:id="9" w:name="pourquoi-sauter-le-pas"/>
+    <w:p>
+      <w:pPr>
+        <w:pStyle w:val="Heading2"/>
+      </w:pPr>
+      <w:r>
+        <w:t xml:space="preserve">Pourquoi sauter le pas ?</w:t>
+      </w:r>
+    </w:p>
+    <w:p>
+      <w:pPr>
+        <w:pStyle w:val="FirstParagraph"/>
+      </w:pPr>
+      <w:r>
+        <w:rPr>
+          <w:b/>
+          <w:bCs/>
+        </w:rPr>
+        <w:t xml:space="preserve">Pour créer un cadre de vie doux, frais et coloré</w:t>
       </w:r>
     </w:p>
     <w:p>
@@ -60,13 +94,13 @@
           <w:b/>
           <w:bCs/>
         </w:rPr>
-        <w:t xml:space="preserve">Réduire la température des façades de 4 à 6 °C :</w:t>
+        <w:t xml:space="preserve">Jusqu’à 6 °C de moins sur vos façades :</w:t>
       </w:r>
       <w:r>
         <w:t xml:space="preserve"> </w:t>
       </w:r>
       <w:r>
-        <w:t xml:space="preserve">les plantes grimpantes agissent comme un bouclier thermique naturel.</w:t>
+        <w:t xml:space="preserve">les plantes grimpantes créent un véritable bouclier thermique naturel pour rafraîchir nos maisons en été.</w:t>
       </w:r>
     </w:p>
     <w:p>
@@ -82,13 +116,13 @@
           <w:b/>
           <w:bCs/>
         </w:rPr>
-        <w:t xml:space="preserve">Améliorer le confort d’été :</w:t>
+        <w:t xml:space="preserve">Des rues vivantes et respirables :</w:t>
       </w:r>
       <w:r>
         <w:t xml:space="preserve"> </w:t>
       </w:r>
       <w:r>
-        <w:t xml:space="preserve">une fraicheur bénéfique tant pour les riverains que pour les passants.</w:t>
+        <w:t xml:space="preserve">un vrai bonheur fleuri pour les piétons, les voisins et les enfants qui s’y promènent.</w:t>
       </w:r>
     </w:p>
     <w:p>
@@ -104,13 +138,13 @@
           <w:b/>
           <w:bCs/>
         </w:rPr>
-        <w:t xml:space="preserve">Autoriser la plantation sur les trottoirs :</w:t>
+        <w:t xml:space="preserve">Votre touche personnelle sur le trottoir :</w:t>
       </w:r>
       <w:r>
         <w:t xml:space="preserve"> </w:t>
       </w:r>
       <w:r>
-        <w:t xml:space="preserve">alors qu’il est normalement interdit de modifier le domaine public, la mairie souhaite permettre aux habitants d’y planter sous son contrôle.</w:t>
+        <w:t xml:space="preserve">exceptionnellement, la commune vous donne le feu vert pour aménager le pied de votre façade !</w:t>
       </w:r>
     </w:p>
     <w:p>
@@ -126,13 +160,13 @@
           <w:b/>
           <w:bCs/>
         </w:rPr>
-        <w:t xml:space="preserve">Agir plutôt que subir :</w:t>
+        <w:t xml:space="preserve">Une belle dynamique locale :</w:t>
       </w:r>
       <w:r>
         <w:t xml:space="preserve"> </w:t>
       </w:r>
       <w:r>
-        <w:t xml:space="preserve">privilégier l’action concrète, individuelle et collective, plutôt que la sidération face aux canicules.</w:t>
+        <w:t xml:space="preserve">agissons ensemble, main dans la main, pour embellir notre village tout en l’adaptant aux beaux jours.</w:t>
       </w:r>
     </w:p>
     <w:p>
@@ -143,13 +177,13 @@
       </w:r>
     </w:p>
     <w:bookmarkEnd w:id="9"/>
-    <w:bookmarkStart w:id="10" w:name="comment-végétaliser-le-village"/>
+    <w:bookmarkStart w:id="10" w:name="comment-ça-marche"/>
     <w:p>
       <w:pPr>
         <w:pStyle w:val="Heading2"/>
       </w:pPr>
       <w:r>
-        <w:t xml:space="preserve">Comment végétaliser le village ?</w:t>
+        <w:t xml:space="preserve">Comment ça marche ?</w:t>
       </w:r>
     </w:p>
     <w:p>
@@ -165,13 +199,13 @@
           <w:b/>
           <w:bCs/>
         </w:rPr>
-        <w:t xml:space="preserve">Une action concertée :</w:t>
+        <w:t xml:space="preserve">Un vrai travail d’équipe :</w:t>
       </w:r>
       <w:r>
         <w:t xml:space="preserve"> </w:t>
       </w:r>
       <w:r>
-        <w:t xml:space="preserve">la mairie n’a pas les moyens d’entretenir des plantations en grand nombre sur l’ensemble de la commune. Pour obtenir des résultats rapides et massifs, il est indispensable d’associer les habitants.</w:t>
+        <w:t xml:space="preserve">pour que notre village verdisse vite et harmonieusement, chaque geste compte. On a besoin du enthousiasme de chacun !</w:t>
       </w:r>
     </w:p>
     <w:p>
@@ -187,13 +221,13 @@
           <w:b/>
           <w:bCs/>
         </w:rPr>
-        <w:t xml:space="preserve">Un programme communal dédié :</w:t>
+        <w:t xml:space="preserve">Un coup de pouce de la commune :</w:t>
       </w:r>
       <w:r>
         <w:t xml:space="preserve"> </w:t>
       </w:r>
       <w:r>
-        <w:t xml:space="preserve">la municipalité met en place un dispositif d’aide à la création de fosses de plantation en pied de façade sur le domaine public.</w:t>
+        <w:t xml:space="preserve">les services municipaux viennent creuser gratuitement la fosse de plantation au pied de vos murs.</w:t>
       </w:r>
     </w:p>
     <w:p>
@@ -209,13 +243,13 @@
           <w:b/>
           <w:bCs/>
         </w:rPr>
-        <w:t xml:space="preserve">Un partage clair des rôles :</w:t>
+        <w:t xml:space="preserve">Un partenariat gagnant-gagnant :</w:t>
       </w:r>
       <w:r>
         <w:t xml:space="preserve"> </w:t>
       </w:r>
       <w:r>
-        <w:t xml:space="preserve">les services municipaux réalisent les travaux de creusement des fosses (et peuvent éventuellement fournir le végétal), tandis que les habitants s’occupent du suivi régulier (arrosage, taille, soins).</w:t>
+        <w:t xml:space="preserve">la mairie s’occupe des gros travaux (et peut même vous guider sur les plantes idéales), vous prenez le relais pour le chouchoutage (un peu d’eau, un peu d’amour et de la taille de temps en temps).</w:t>
       </w:r>
     </w:p>
     <w:p>
@@ -226,13 +260,13 @@
       </w:r>
     </w:p>
     <w:bookmarkEnd w:id="10"/>
-    <w:bookmarkStart w:id="11" w:name="en-pratique-un-partenariat-simple"/>
+    <w:bookmarkStart w:id="11" w:name="prêts-à-vous-lancer-cest-ultra-simple"/>
     <w:p>
       <w:pPr>
         <w:pStyle w:val="Heading2"/>
       </w:pPr>
       <w:r>
-        <w:t xml:space="preserve">En pratique : un partenariat simple</w:t>
+        <w:t xml:space="preserve">Prêts à vous lancer ? C’est ultra simple !</w:t>
       </w:r>
     </w:p>
     <w:p>
@@ -240,7 +274,7 @@
         <w:pStyle w:val="FirstParagraph"/>
       </w:pPr>
       <w:r>
-        <w:t xml:space="preserve">Pour garantir la sécurité et la pérennité du dispositif (gestion des réseaux enterrés, maintien du passage piéton et réversibilité des aménagements), une</w:t>
+        <w:t xml:space="preserve">Afin d’assurer la sécurité de tous (gestion des réseaux enterrés et libre passage sur les trottoirs), nous signons simplement une petite</w:t>
       </w:r>
       <w:r>
         <w:t xml:space="preserve"> </w:t>
@@ -250,13 +284,13 @@
           <w:b/>
           <w:bCs/>
         </w:rPr>
-        <w:t xml:space="preserve">convention d’occupation temporaire</w:t>
+        <w:t xml:space="preserve">convention d’occupation</w:t>
       </w:r>
       <w:r>
         <w:t xml:space="preserve"> </w:t>
       </w:r>
       <w:r>
-        <w:t xml:space="preserve">sera signée entre le riverain et la commune.</w:t>
+        <w:t xml:space="preserve">très rapide.</w:t>
       </w:r>
     </w:p>
     <w:p>
@@ -272,13 +306,13 @@
           <w:b/>
           <w:bCs/>
         </w:rPr>
-        <w:t xml:space="preserve">Inscription :</w:t>
+        <w:t xml:space="preserve">Top départ :</w:t>
       </w:r>
       <w:r>
         <w:t xml:space="preserve"> </w:t>
       </w:r>
       <w:r>
-        <w:t xml:space="preserve">remplissez la convention (disponible en mairie, sur IntraMuros ou dans le prochain bulletin).</w:t>
+        <w:t xml:space="preserve">remplissez le formulaire d’inscription (disponible en mairie, sur l’application IntraMuros ou joint à ce bulletin).</w:t>
       </w:r>
     </w:p>
     <w:p>
@@ -294,13 +328,13 @@
           <w:b/>
           <w:bCs/>
         </w:rPr>
-        <w:t xml:space="preserve">Marquage :</w:t>
+        <w:t xml:space="preserve">Le repérage :</w:t>
       </w:r>
       <w:r>
         <w:t xml:space="preserve"> </w:t>
       </w:r>
       <w:r>
-        <w:t xml:space="preserve">un rendez-vous sur place permet d’identifier l’emplacement idéal sur le trottoir.</w:t>
+        <w:t xml:space="preserve">un agent vient à votre rencontre pour valider le meilleur emplacement devant chez vous.</w:t>
       </w:r>
     </w:p>
     <w:p>
@@ -316,23 +350,30 @@
           <w:b/>
           <w:bCs/>
         </w:rPr>
-        <w:t xml:space="preserve">Aménagement :</w:t>
+        <w:t xml:space="preserve">À vous de jouer :</w:t>
       </w:r>
       <w:r>
         <w:t xml:space="preserve"> </w:t>
       </w:r>
       <w:r>
-        <w:t xml:space="preserve">la mairie crée la fosse et vous installez vos plantations !</w:t>
+        <w:t xml:space="preserve">la mairie creuse la fosse, vous installez vos pousses… et la nature fait le reste !</w:t>
+      </w:r>
+    </w:p>
+    <w:p>
+      <w:r>
+        <w:pict>
+          <v:rect style="width:0;height:1.5pt" o:hralign="center" o:hrstd="t" o:hr="t"/>
+        </w:pict>
       </w:r>
     </w:p>
     <w:bookmarkEnd w:id="11"/>
-    <w:bookmarkStart w:id="12" w:name="X10cfa8b87de410a699f2c50b756386a408f3014"/>
+    <w:bookmarkStart w:id="12" w:name="X7981de6cd03eeda5ce270300bc7783c5f8d5597"/>
     <w:p>
       <w:pPr>
         <w:pStyle w:val="Heading2"/>
       </w:pPr>
       <w:r>
-        <w:t xml:space="preserve">Ensemble, faisons de notre village un espace plus frais, vert et agréable à vivre !</w:t>
+        <w:t xml:space="preserve">Ensemble, faisons de notre village un havre de fraîcheur où il fait bon vivre !</w:t>
       </w:r>
     </w:p>
     <w:p>
@@ -340,7 +381,7 @@
         <w:pStyle w:val="FirstParagraph"/>
       </w:pPr>
       <w:r>
-        <w:t xml:space="preserve">Partageons la vision d’un village végétalisé et plus frais. Chacun doit participer !</w:t>
+        <w:t xml:space="preserve">Rejoignez le mouvement, faites fleurir vos idées et laissons la nature embellir nos rues !</w:t>
       </w:r>
     </w:p>
     <w:bookmarkEnd w:id="12"/>

--- a/article_bulletin.docx
+++ b/article_bulletin.docx
@@ -16,7 +16,7 @@
         <w:pStyle w:val="FirstParagraph"/>
       </w:pPr>
       <w:r>
-        <w:t xml:space="preserve">Envie de retrouver de la douceur, des fleurs et de la fraîcheur au cœur de nos rues ? La municipalité lance une belle aventure collective pour remettre la nature à l’honneur.</w:t>
+        <w:t xml:space="preserve">Et si nos rues devenaient plus vertes, plus fraîches et plus agréables à vivre en été ? La municipalité souhaite lancer une démarche de végétalisation des rues, en associant directement les habitants.</w:t>
       </w:r>
     </w:p>
     <w:p>
@@ -24,7 +24,7 @@
         <w:pStyle w:val="BodyText"/>
       </w:pPr>
       <w:r>
-        <w:t xml:space="preserve">Le principe est simple :</w:t>
+        <w:t xml:space="preserve">L’idée est simple :</w:t>
       </w:r>
       <w:r>
         <w:t xml:space="preserve"> </w:t>
@@ -34,7 +34,7 @@
           <w:b/>
           <w:bCs/>
         </w:rPr>
-        <w:t xml:space="preserve">la mairie réalise les travaux sur le domaine public, et vous donnez vie à vos façades en y faisant pousser de jolies plantes !</w:t>
+        <w:t xml:space="preserve">la commune aménage l’espace public et crée les conditions pour planter en pleine terre, les habitants contribuent à faire vivre cette végétation au quotidien.</w:t>
       </w:r>
     </w:p>
     <w:p>
@@ -42,15 +42,7 @@
         <w:pStyle w:val="BodyText"/>
       </w:pPr>
       <w:r>
-        <w:t xml:space="preserve">La végétalisation du village doit être massive. La mairie peut amménager l’espace public pour planter des végétaux en pleine terre, mais elle n’a pas les moyens de les entretenir. Ce sera votre rôle: Les arroser, les tailler, les desherber.</w:t>
-      </w:r>
-    </w:p>
-    <w:p>
-      <w:pPr>
-        <w:pStyle w:val="BodyText"/>
-      </w:pPr>
-      <w:r>
-        <w:t xml:space="preserve">Une idée concrète, conviviale et surtout… à réaliser tous ensemble !</w:t>
+        <w:t xml:space="preserve">L’objectif est de développer progressivement la végétalisation dans le village, notamment au pied des façades lorsque la configuration des lieux le permet. Une démarche collective pour apporter davantage d’ombre, de fraîcheur, de fleurs et de biodiversité dans nos rues.</w:t>
       </w:r>
     </w:p>
     <w:p>
@@ -60,13 +52,13 @@
         </w:pict>
       </w:r>
     </w:p>
-    <w:bookmarkStart w:id="9" w:name="pourquoi-sauter-le-pas"/>
+    <w:bookmarkStart w:id="9" w:name="pourquoi-végétaliser-nos-rues"/>
     <w:p>
       <w:pPr>
         <w:pStyle w:val="Heading2"/>
       </w:pPr>
       <w:r>
-        <w:t xml:space="preserve">Pourquoi sauter le pas ?</w:t>
+        <w:t xml:space="preserve">Pourquoi végétaliser nos rues ?</w:t>
       </w:r>
     </w:p>
     <w:p>
@@ -78,7 +70,7 @@
           <w:b/>
           <w:bCs/>
         </w:rPr>
-        <w:t xml:space="preserve">Pour créer un cadre de vie doux, frais et coloré</w:t>
+        <w:t xml:space="preserve">Pour améliorer notre cadre de vie et mieux nous adapter aux fortes chaleurs.</w:t>
       </w:r>
     </w:p>
     <w:p>
@@ -94,13 +86,13 @@
           <w:b/>
           <w:bCs/>
         </w:rPr>
-        <w:t xml:space="preserve">Jusqu’à 6 °C de moins sur vos façades :</w:t>
+        <w:t xml:space="preserve">Des façades mieux protégées du soleil :</w:t>
       </w:r>
       <w:r>
         <w:t xml:space="preserve"> </w:t>
       </w:r>
       <w:r>
-        <w:t xml:space="preserve">les plantes grimpantes créent un véritable bouclier thermique naturel pour rafraîchir nos maisons en été.</w:t>
+        <w:t xml:space="preserve">les plantes grimpantes apportent de l’ombre et limitent l’échauffement des murs exposés aux fortes chaleurs estivales.</w:t>
       </w:r>
     </w:p>
     <w:p>
@@ -116,13 +108,13 @@
           <w:b/>
           <w:bCs/>
         </w:rPr>
-        <w:t xml:space="preserve">Des rues vivantes et respirables :</w:t>
+        <w:t xml:space="preserve">Des rues plus fraîches et plus agréables :</w:t>
       </w:r>
       <w:r>
         <w:t xml:space="preserve"> </w:t>
       </w:r>
       <w:r>
-        <w:t xml:space="preserve">un vrai bonheur fleuri pour les piétons, les voisins et les enfants qui s’y promènent.</w:t>
+        <w:t xml:space="preserve">la végétation contribue à créer des espaces plus accueillants pour les habitants, les promeneurs et les enfants.</w:t>
       </w:r>
     </w:p>
     <w:p>
@@ -138,13 +130,13 @@
           <w:b/>
           <w:bCs/>
         </w:rPr>
-        <w:t xml:space="preserve">Votre touche personnelle sur le trottoir :</w:t>
+        <w:t xml:space="preserve">Davantage de nature au cœur du village :</w:t>
       </w:r>
       <w:r>
         <w:t xml:space="preserve"> </w:t>
       </w:r>
       <w:r>
-        <w:t xml:space="preserve">exceptionnellement, la commune vous donne le feu vert pour aménager le pied de votre façade !</w:t>
+        <w:t xml:space="preserve">fleurs, feuillages et plantes grimpantes offrent aussi des refuges et des ressources pour la petite faune.</w:t>
       </w:r>
     </w:p>
     <w:p>
@@ -160,13 +152,34 @@
           <w:b/>
           <w:bCs/>
         </w:rPr>
-        <w:t xml:space="preserve">Une belle dynamique locale :</w:t>
+        <w:t xml:space="preserve">Un village plus vivant et plus coloré :</w:t>
       </w:r>
       <w:r>
         <w:t xml:space="preserve"> </w:t>
       </w:r>
       <w:r>
-        <w:t xml:space="preserve">agissons ensemble, main dans la main, pour embellir notre village tout en l’adaptant aux beaux jours.</w:t>
+        <w:t xml:space="preserve">chaque façade végétalisée participe à l’embellissement de nos rues et à l’identité de Montpezat.</w:t>
+      </w:r>
+    </w:p>
+    <w:p>
+      <w:pPr>
+        <w:pStyle w:val="FirstParagraph"/>
+      </w:pPr>
+      <w:r>
+        <w:t xml:space="preserve">La végétalisation sera d’autant plus efficace qu’elle sera développée</w:t>
+      </w:r>
+      <w:r>
+        <w:t xml:space="preserve"> </w:t>
+      </w:r>
+      <w:r>
+        <w:rPr>
+          <w:b/>
+          <w:bCs/>
+        </w:rPr>
+        <w:t xml:space="preserve">à l’échelle du village</w:t>
+      </w:r>
+      <w:r>
+        <w:t xml:space="preserve">. C’est pourquoi la commune souhaite encourager les initiatives des habitants et multiplier progressivement les plantations là où cela est possible.</w:t>
       </w:r>
     </w:p>
     <w:p>
@@ -184,6 +197,79 @@
       </w:pPr>
       <w:r>
         <w:t xml:space="preserve">Comment ça marche ?</w:t>
+      </w:r>
+    </w:p>
+    <w:p>
+      <w:pPr>
+        <w:pStyle w:val="FirstParagraph"/>
+      </w:pPr>
+      <w:r>
+        <w:rPr>
+          <w:b/>
+          <w:bCs/>
+        </w:rPr>
+        <w:t xml:space="preserve">La commune et les habitants ont chacun leur rôle.</w:t>
+      </w:r>
+    </w:p>
+    <w:p>
+      <w:pPr>
+        <w:pStyle w:val="BodyText"/>
+      </w:pPr>
+      <w:r>
+        <w:t xml:space="preserve">La municipalité prend en charge les travaux nécessaires sur le domaine public : étude de l’emplacement, vérification des réseaux, création de la fosse de plantation et aménagement du pied de façade.</w:t>
+      </w:r>
+    </w:p>
+    <w:p>
+      <w:pPr>
+        <w:pStyle w:val="BodyText"/>
+      </w:pPr>
+      <w:r>
+        <w:t xml:space="preserve">Les habitants qui souhaitent participer s’engagent, de leur côté, à faire vivre les plantations : arrosage, entretien courant, taille et signalement des éventuels problèmes.</w:t>
+      </w:r>
+    </w:p>
+    <w:p>
+      <w:pPr>
+        <w:pStyle w:val="BodyText"/>
+      </w:pPr>
+      <w:r>
+        <w:rPr>
+          <w:b/>
+          <w:bCs/>
+        </w:rPr>
+        <w:t xml:space="preserve">C’est un véritable partenariat : la commune aménage, les habitants entretiennent et, ensemble, nous faisons grandir la végétation dans nos rues.</w:t>
+      </w:r>
+    </w:p>
+    <w:p>
+      <w:pPr>
+        <w:pStyle w:val="BodyText"/>
+      </w:pPr>
+      <w:r>
+        <w:t xml:space="preserve">Les espèces et les emplacements seront choisis en tenant compte des caractéristiques de chaque rue : exposition, largeur du trottoir, réseaux enterrés, circulation des piétons et contraintes du bâtiment.</w:t>
+      </w:r>
+    </w:p>
+    <w:p>
+      <w:r>
+        <w:pict>
+          <v:rect style="width:0;height:1.5pt" o:hralign="center" o:hrstd="t" o:hr="t"/>
+        </w:pict>
+      </w:r>
+    </w:p>
+    <w:bookmarkEnd w:id="10"/>
+    <w:bookmarkStart w:id="11" w:name="prêts-à-participer-cest-simple"/>
+    <w:p>
+      <w:pPr>
+        <w:pStyle w:val="Heading2"/>
+      </w:pPr>
+      <w:r>
+        <w:t xml:space="preserve">Prêts à participer ? C’est simple !</w:t>
+      </w:r>
+    </w:p>
+    <w:p>
+      <w:pPr>
+        <w:pStyle w:val="FirstParagraph"/>
+      </w:pPr>
+      <w:r>
+        <w:t xml:space="preserve">Afin de garantir la sécurité de tous et de préserver le libre passage sur les trottoirs, chaque projet sera étudié avec les services municipaux.</w:t>
       </w:r>
     </w:p>
     <w:p>
@@ -199,13 +285,13 @@
           <w:b/>
           <w:bCs/>
         </w:rPr>
-        <w:t xml:space="preserve">Un vrai travail d’équipe :</w:t>
+        <w:t xml:space="preserve">Inscrivez-vous :</w:t>
       </w:r>
       <w:r>
         <w:t xml:space="preserve"> </w:t>
       </w:r>
       <w:r>
-        <w:t xml:space="preserve">pour que notre village verdisse vite et harmonieusement, chaque geste compte. On a besoin du enthousiasme de chacun !</w:t>
+        <w:t xml:space="preserve">remplissez le formulaire disponible en mairie, sur l’application IntraMuros ou joint à ce bulletin.</w:t>
       </w:r>
     </w:p>
     <w:p>
@@ -221,13 +307,13 @@
           <w:b/>
           <w:bCs/>
         </w:rPr>
-        <w:t xml:space="preserve">Un coup de pouce de la commune :</w:t>
+        <w:t xml:space="preserve">Un emplacement est étudié :</w:t>
       </w:r>
       <w:r>
         <w:t xml:space="preserve"> </w:t>
       </w:r>
       <w:r>
-        <w:t xml:space="preserve">les services municipaux viennent creuser gratuitement la fosse de plantation au pied de vos murs.</w:t>
+        <w:t xml:space="preserve">un agent municipal vient sur place pour vérifier la faisabilité et déterminer l’emplacement le plus adapté.</w:t>
       </w:r>
     </w:p>
     <w:p>
@@ -243,145 +329,108 @@
           <w:b/>
           <w:bCs/>
         </w:rPr>
-        <w:t xml:space="preserve">Un partenariat gagnant-gagnant :</w:t>
+        <w:t xml:space="preserve">Une convention est établie :</w:t>
       </w:r>
       <w:r>
         <w:t xml:space="preserve"> </w:t>
       </w:r>
       <w:r>
-        <w:t xml:space="preserve">la mairie s’occupe des gros travaux (et peut même vous guider sur les plantes idéales), vous prenez le relais pour le chouchoutage (un peu d’eau, un peu d’amour et de la taille de temps en temps).</w:t>
-      </w:r>
-    </w:p>
-    <w:p>
-      <w:r>
-        <w:pict>
-          <v:rect style="width:0;height:1.5pt" o:hralign="center" o:hrstd="t" o:hr="t"/>
-        </w:pict>
-      </w:r>
-    </w:p>
-    <w:bookmarkEnd w:id="10"/>
-    <w:bookmarkStart w:id="11" w:name="prêts-à-vous-lancer-cest-ultra-simple"/>
-    <w:p>
-      <w:pPr>
-        <w:pStyle w:val="Heading2"/>
-      </w:pPr>
-      <w:r>
-        <w:t xml:space="preserve">Prêts à vous lancer ? C’est ultra simple !</w:t>
-      </w:r>
-    </w:p>
-    <w:p>
-      <w:pPr>
-        <w:pStyle w:val="FirstParagraph"/>
-      </w:pPr>
-      <w:r>
-        <w:t xml:space="preserve">Afin d’assurer la sécurité de tous (gestion des réseaux enterrés et libre passage sur les trottoirs), nous signons simplement une petite</w:t>
-      </w:r>
-      <w:r>
-        <w:t xml:space="preserve"> </w:t>
-      </w:r>
+        <w:t xml:space="preserve">elle précise les engagements de la commune et ceux de l’habitant.</w:t>
+      </w:r>
+    </w:p>
+    <w:p>
+      <w:pPr>
+        <w:pStyle w:val="Compact"/>
+        <w:numPr>
+          <w:ilvl w:val="0"/>
+          <w:numId w:val="1002"/>
+        </w:numPr>
+      </w:pPr>
       <w:r>
         <w:rPr>
           <w:b/>
           <w:bCs/>
         </w:rPr>
-        <w:t xml:space="preserve">convention d’occupation</w:t>
+        <w:t xml:space="preserve">La plantation peut commencer :</w:t>
       </w:r>
       <w:r>
         <w:t xml:space="preserve"> </w:t>
       </w:r>
       <w:r>
-        <w:t xml:space="preserve">très rapide.</w:t>
-      </w:r>
-    </w:p>
-    <w:p>
-      <w:pPr>
-        <w:pStyle w:val="Compact"/>
-        <w:numPr>
-          <w:ilvl w:val="0"/>
-          <w:numId w:val="1003"/>
-        </w:numPr>
-      </w:pPr>
+        <w:t xml:space="preserve">la commune réalise l’aménagement prévu et vous participez ensuite à l’entretien de la végétation.</w:t>
+      </w:r>
+    </w:p>
+    <w:p>
+      <w:pPr>
+        <w:pStyle w:val="FirstParagraph"/>
+      </w:pPr>
+      <w:r>
+        <w:t xml:space="preserve">Chaque projet sera étudié au cas par cas afin de préserver les réseaux, la sécurité et l’accessibilité des rues.</w:t>
+      </w:r>
+    </w:p>
+    <w:p>
+      <w:r>
+        <w:pict>
+          <v:rect style="width:0;height:1.5pt" o:hralign="center" o:hrstd="t" o:hr="t"/>
+        </w:pict>
+      </w:r>
+    </w:p>
+    <w:bookmarkEnd w:id="11"/>
+    <w:bookmarkStart w:id="12" w:name="Xbd2281104d8f9ba11f94af5de3fd531bc1732fb"/>
+    <w:p>
+      <w:pPr>
+        <w:pStyle w:val="Heading2"/>
+      </w:pPr>
+      <w:r>
+        <w:t xml:space="preserve">Ensemble, faisons pousser un village plus frais !</w:t>
+      </w:r>
+    </w:p>
+    <w:p>
+      <w:pPr>
+        <w:pStyle w:val="FirstParagraph"/>
+      </w:pPr>
+      <w:r>
+        <w:t xml:space="preserve">Végétaliser une façade peut sembler être un petit geste. Mais lorsque plusieurs habitants s’y mettent,</w:t>
+      </w:r>
+      <w:r>
+        <w:t xml:space="preserve"> </w:t>
+      </w:r>
       <w:r>
         <w:rPr>
           <w:b/>
           <w:bCs/>
         </w:rPr>
-        <w:t xml:space="preserve">Top départ :</w:t>
+        <w:t xml:space="preserve">ce sont peu à peu des rues entières qui changent.</w:t>
+      </w:r>
+    </w:p>
+    <w:p>
+      <w:pPr>
+        <w:pStyle w:val="BodyText"/>
+      </w:pPr>
+      <w:r>
+        <w:t xml:space="preserve">Faisons de Montpezat un village plus vert, plus frais et plus agréable à vivre,</w:t>
       </w:r>
       <w:r>
         <w:t xml:space="preserve"> </w:t>
       </w:r>
-      <w:r>
-        <w:t xml:space="preserve">remplissez le formulaire d’inscription (disponible en mairie, sur l’application IntraMuros ou joint à ce bulletin).</w:t>
-      </w:r>
-    </w:p>
-    <w:p>
-      <w:pPr>
-        <w:pStyle w:val="Compact"/>
-        <w:numPr>
-          <w:ilvl w:val="0"/>
-          <w:numId w:val="1003"/>
-        </w:numPr>
-      </w:pPr>
       <w:r>
         <w:rPr>
           <w:b/>
           <w:bCs/>
         </w:rPr>
-        <w:t xml:space="preserve">Le repérage :</w:t>
-      </w:r>
-      <w:r>
-        <w:t xml:space="preserve"> </w:t>
-      </w:r>
-      <w:r>
-        <w:t xml:space="preserve">un agent vient à votre rencontre pour valider le meilleur emplacement devant chez vous.</w:t>
-      </w:r>
-    </w:p>
-    <w:p>
-      <w:pPr>
-        <w:pStyle w:val="Compact"/>
-        <w:numPr>
-          <w:ilvl w:val="0"/>
-          <w:numId w:val="1003"/>
-        </w:numPr>
+        <w:t xml:space="preserve">une façade, une plantation et un habitant à la fois.</w:t>
+      </w:r>
+    </w:p>
+    <w:p>
+      <w:pPr>
+        <w:pStyle w:val="BodyText"/>
       </w:pPr>
       <w:r>
         <w:rPr>
           <w:b/>
           <w:bCs/>
         </w:rPr>
-        <w:t xml:space="preserve">À vous de jouer :</w:t>
-      </w:r>
-      <w:r>
-        <w:t xml:space="preserve"> </w:t>
-      </w:r>
-      <w:r>
-        <w:t xml:space="preserve">la mairie creuse la fosse, vous installez vos pousses… et la nature fait le reste !</w:t>
-      </w:r>
-    </w:p>
-    <w:p>
-      <w:r>
-        <w:pict>
-          <v:rect style="width:0;height:1.5pt" o:hralign="center" o:hrstd="t" o:hr="t"/>
-        </w:pict>
-      </w:r>
-    </w:p>
-    <w:bookmarkEnd w:id="11"/>
-    <w:bookmarkStart w:id="12" w:name="X7981de6cd03eeda5ce270300bc7783c5f8d5597"/>
-    <w:p>
-      <w:pPr>
-        <w:pStyle w:val="Heading2"/>
-      </w:pPr>
-      <w:r>
-        <w:t xml:space="preserve">Ensemble, faisons de notre village un havre de fraîcheur où il fait bon vivre !</w:t>
-      </w:r>
-    </w:p>
-    <w:p>
-      <w:pPr>
-        <w:pStyle w:val="FirstParagraph"/>
-      </w:pPr>
-      <w:r>
-        <w:t xml:space="preserve">Rejoignez le mouvement, faites fleurir vos idées et laissons la nature embellir nos rues !</w:t>
+        <w:t xml:space="preserve">Vous souhaitez participer ? Inscrivez-vous auprès de la mairie !</w:t>
       </w:r>
     </w:p>
     <w:bookmarkEnd w:id="12"/>
@@ -691,9 +740,6 @@
     <w:abstractNumId w:val="991"/>
   </w:num>
   <w:num w:numId="1002">
-    <w:abstractNumId w:val="991"/>
-  </w:num>
-  <w:num w:numId="1003">
     <w:abstractNumId w:val="99411"/>
     <w:lvlOverride w:ilvl="0">
       <w:startOverride w:val="1"/>

--- a/article_bulletin.docx
+++ b/article_bulletin.docx
@@ -45,13 +45,6 @@
         <w:t xml:space="preserve">L’objectif est de développer progressivement la végétalisation dans le village, notamment au pied des façades lorsque la configuration des lieux le permet. Une démarche collective pour apporter davantage d’ombre, de fraîcheur, de fleurs et de biodiversité dans nos rues.</w:t>
       </w:r>
     </w:p>
-    <w:p>
-      <w:r>
-        <w:pict>
-          <v:rect style="width:0;height:1.5pt" o:hralign="center" o:hrstd="t" o:hr="t"/>
-        </w:pict>
-      </w:r>
-    </w:p>
     <w:bookmarkStart w:id="9" w:name="pourquoi-végétaliser-nos-rues"/>
     <w:p>
       <w:pPr>
@@ -182,13 +175,6 @@
         <w:t xml:space="preserve">. C’est pourquoi la commune souhaite encourager les initiatives des habitants et multiplier progressivement les plantations là où cela est possible.</w:t>
       </w:r>
     </w:p>
-    <w:p>
-      <w:r>
-        <w:pict>
-          <v:rect style="width:0;height:1.5pt" o:hralign="center" o:hrstd="t" o:hr="t"/>
-        </w:pict>
-      </w:r>
-    </w:p>
     <w:bookmarkEnd w:id="9"/>
     <w:bookmarkStart w:id="10" w:name="comment-ça-marche"/>
     <w:p>
@@ -247,13 +233,6 @@
         <w:t xml:space="preserve">Les espèces et les emplacements seront choisis en tenant compte des caractéristiques de chaque rue : exposition, largeur du trottoir, réseaux enterrés, circulation des piétons et contraintes du bâtiment.</w:t>
       </w:r>
     </w:p>
-    <w:p>
-      <w:r>
-        <w:pict>
-          <v:rect style="width:0;height:1.5pt" o:hralign="center" o:hrstd="t" o:hr="t"/>
-        </w:pict>
-      </w:r>
-    </w:p>
     <w:bookmarkEnd w:id="10"/>
     <w:bookmarkStart w:id="11" w:name="prêts-à-participer-cest-simple"/>
     <w:p>
@@ -366,13 +345,6 @@
       </w:pPr>
       <w:r>
         <w:t xml:space="preserve">Chaque projet sera étudié au cas par cas afin de préserver les réseaux, la sécurité et l’accessibilité des rues.</w:t>
-      </w:r>
-    </w:p>
-    <w:p>
-      <w:r>
-        <w:pict>
-          <v:rect style="width:0;height:1.5pt" o:hralign="center" o:hrstd="t" o:hr="t"/>
-        </w:pict>
       </w:r>
     </w:p>
     <w:bookmarkEnd w:id="11"/>

--- a/article_bulletin.docx
+++ b/article_bulletin.docx
@@ -42,7 +42,7 @@
         <w:pStyle w:val="BodyText"/>
       </w:pPr>
       <w:r>
-        <w:t xml:space="preserve">L’objectif est de développer progressivement la végétalisation dans le village, notamment au pied des façades lorsque la configuration des lieux le permet. Une démarche collective pour apporter davantage d’ombre, de fraîcheur, de fleurs et de biodiversité dans nos rues.</w:t>
+        <w:t xml:space="preserve">L’objectif est de développer progressivement la végétalisation dans le village, notamment au pied des façades. Une démarche collective pour apporter davantage d’ombre, de fraîcheur dans nos rues.</w:t>
       </w:r>
     </w:p>
     <w:bookmarkStart w:id="9" w:name="pourquoi-végétaliser-nos-rues"/>
@@ -107,29 +107,7 @@
         <w:t xml:space="preserve"> </w:t>
       </w:r>
       <w:r>
-        <w:t xml:space="preserve">la végétation contribue à créer des espaces plus accueillants pour les habitants, les promeneurs et les enfants.</w:t>
-      </w:r>
-    </w:p>
-    <w:p>
-      <w:pPr>
-        <w:pStyle w:val="Compact"/>
-        <w:numPr>
-          <w:ilvl w:val="0"/>
-          <w:numId w:val="1001"/>
-        </w:numPr>
-      </w:pPr>
-      <w:r>
-        <w:rPr>
-          <w:b/>
-          <w:bCs/>
-        </w:rPr>
-        <w:t xml:space="preserve">Davantage de nature au cœur du village :</w:t>
-      </w:r>
-      <w:r>
-        <w:t xml:space="preserve"> </w:t>
-      </w:r>
-      <w:r>
-        <w:t xml:space="preserve">fleurs, feuillages et plantes grimpantes offrent aussi des refuges et des ressources pour la petite faune.</w:t>
+        <w:t xml:space="preserve">la végétation contribue à créer des espaces plus accueillants.</w:t>
       </w:r>
     </w:p>
     <w:p>

--- a/article_bulletin.docx
+++ b/article_bulletin.docx
@@ -2,68 +2,59 @@
 <file path=word/document.xml><?xml version="1.0" encoding="utf-8"?>
 <w:document xmlns:w="http://schemas.openxmlformats.org/wordprocessingml/2006/main" xmlns:m="http://schemas.openxmlformats.org/officeDocument/2006/math" xmlns:r="http://schemas.openxmlformats.org/officeDocument/2006/relationships" xmlns:o="urn:schemas-microsoft-com:office:office" xmlns:v="urn:schemas-microsoft-com:vml" xmlns:w10="urn:schemas-microsoft-com:office:word" xmlns:a="http://schemas.openxmlformats.org/drawingml/2006/main" xmlns:pic="http://schemas.openxmlformats.org/drawingml/2006/picture" xmlns:wp="http://schemas.openxmlformats.org/drawingml/2006/wordprocessingDrawing">
   <w:body>
-    <w:bookmarkStart w:id="13" w:name="X08d5e10d59c5136a0917126c1f0eb996d21db10"/>
+    <w:bookmarkStart w:id="12" w:name="X9846a7ea52df4b75d54ff618c4e606362ce52f8"/>
     <w:p>
       <w:pPr>
         <w:pStyle w:val="Heading1"/>
       </w:pPr>
       <w:r>
-        <w:t xml:space="preserve">On verdit nos murs : et si on rafraîchissait le village ensemble ?</w:t>
-      </w:r>
-    </w:p>
-    <w:p>
-      <w:pPr>
-        <w:pStyle w:val="FirstParagraph"/>
-      </w:pPr>
-      <w:r>
-        <w:t xml:space="preserve">Et si nos rues devenaient plus vertes, plus fraîches et plus agréables à vivre en été ? La municipalité souhaite lancer une démarche de végétalisation des rues, en associant directement les habitants.</w:t>
-      </w:r>
-    </w:p>
-    <w:p>
-      <w:pPr>
-        <w:pStyle w:val="BodyText"/>
-      </w:pPr>
-      <w:r>
-        <w:t xml:space="preserve">L’idée est simple :</w:t>
-      </w:r>
-      <w:r>
-        <w:t xml:space="preserve"> </w:t>
-      </w:r>
+        <w:t xml:space="preserve">Ensemble, végétalisons Montpezat-de-Quercy !</w:t>
+      </w:r>
+    </w:p>
+    <w:p>
+      <w:pPr>
+        <w:pStyle w:val="BlockText"/>
+      </w:pPr>
       <w:r>
         <w:rPr>
           <w:b/>
           <w:bCs/>
         </w:rPr>
-        <w:t xml:space="preserve">la commune aménage l’espace public et crée les conditions pour planter en pleine terre, les habitants contribuent à faire vivre cette végétation au quotidien.</w:t>
-      </w:r>
-    </w:p>
-    <w:p>
-      <w:pPr>
-        <w:pStyle w:val="BodyText"/>
-      </w:pPr>
-      <w:r>
-        <w:t xml:space="preserve">L’objectif est de développer progressivement la végétalisation dans le village, notamment au pied des façades. Une démarche collective pour apporter davantage d’ombre, de fraîcheur dans nos rues.</w:t>
-      </w:r>
-    </w:p>
-    <w:bookmarkStart w:id="9" w:name="pourquoi-végétaliser-nos-rues"/>
+        <w:t xml:space="preserve">Face aux canicules et aux îlots de chaleur estivaux, la végétalisation de nos rues est une réponse concrète. Les plantes grimpantes en pied de façade permettent de gagner jusqu’à 4 à 5 °C de fraîcheur tout en embellissant notre cadre de vie.</w:t>
+      </w:r>
+    </w:p>
+    <w:p>
+      <w:r>
+        <w:pict>
+          <v:rect style="width:0;height:1.5pt" o:hralign="center" o:hrstd="t" o:hr="t"/>
+        </w:pict>
+      </w:r>
+    </w:p>
+    <w:bookmarkStart w:id="9" w:name="un-partenariat-mairie---habitants"/>
     <w:p>
       <w:pPr>
         <w:pStyle w:val="Heading2"/>
       </w:pPr>
       <w:r>
-        <w:t xml:space="preserve">Pourquoi végétaliser nos rues ?</w:t>
+        <w:t xml:space="preserve">Un partenariat Mairie - Habitants</w:t>
       </w:r>
     </w:p>
     <w:p>
       <w:pPr>
         <w:pStyle w:val="FirstParagraph"/>
       </w:pPr>
+      <w:r>
+        <w:t xml:space="preserve">L’idée est simple :</w:t>
+      </w:r>
+      <w:r>
+        <w:t xml:space="preserve"> </w:t>
+      </w:r>
       <w:r>
         <w:rPr>
           <w:b/>
           <w:bCs/>
         </w:rPr>
-        <w:t xml:space="preserve">Pour améliorer notre cadre de vie et mieux nous adapter aux fortes chaleurs.</w:t>
+        <w:t xml:space="preserve">la municipalité aménage l’espace public, les habitants font grandir la végétation !</w:t>
       </w:r>
     </w:p>
     <w:p>
@@ -79,13 +70,13 @@
           <w:b/>
           <w:bCs/>
         </w:rPr>
-        <w:t xml:space="preserve">Des façades mieux protégées du soleil :</w:t>
+        <w:t xml:space="preserve">Côté Commune :</w:t>
       </w:r>
       <w:r>
         <w:t xml:space="preserve"> </w:t>
       </w:r>
       <w:r>
-        <w:t xml:space="preserve">les plantes grimpantes apportent de l’ombre et limitent l’échauffement des murs exposés aux fortes chaleurs estivales.</w:t>
+        <w:t xml:space="preserve">Étude de faisabilité, vérification des réseaux enterrés, découpe du trottoir et création de la fosse de plantation en pleine terre.</w:t>
       </w:r>
     </w:p>
     <w:p>
@@ -101,35 +92,13 @@
           <w:b/>
           <w:bCs/>
         </w:rPr>
-        <w:t xml:space="preserve">Des rues plus fraîches et plus agréables :</w:t>
+        <w:t xml:space="preserve">Côté Habitant :</w:t>
       </w:r>
       <w:r>
         <w:t xml:space="preserve"> </w:t>
       </w:r>
       <w:r>
-        <w:t xml:space="preserve">la végétation contribue à créer des espaces plus accueillants.</w:t>
-      </w:r>
-    </w:p>
-    <w:p>
-      <w:pPr>
-        <w:pStyle w:val="Compact"/>
-        <w:numPr>
-          <w:ilvl w:val="0"/>
-          <w:numId w:val="1001"/>
-        </w:numPr>
-      </w:pPr>
-      <w:r>
-        <w:rPr>
-          <w:b/>
-          <w:bCs/>
-        </w:rPr>
-        <w:t xml:space="preserve">Un village plus vivant et plus coloré :</w:t>
-      </w:r>
-      <w:r>
-        <w:t xml:space="preserve"> </w:t>
-      </w:r>
-      <w:r>
-        <w:t xml:space="preserve">chaque façade végétalisée participe à l’embellissement de nos rues et à l’identité de Montpezat.</w:t>
+        <w:t xml:space="preserve">Choix guidé des espèces grimpantes, arrosage, entretien courant et taille.</w:t>
       </w:r>
     </w:p>
     <w:p>
@@ -137,96 +106,24 @@
         <w:pStyle w:val="FirstParagraph"/>
       </w:pPr>
       <w:r>
-        <w:t xml:space="preserve">La végétalisation sera d’autant plus efficace qu’elle sera développée</w:t>
-      </w:r>
-      <w:r>
-        <w:t xml:space="preserve"> </w:t>
-      </w:r>
-      <w:r>
-        <w:rPr>
-          <w:b/>
-          <w:bCs/>
-        </w:rPr>
-        <w:t xml:space="preserve">à l’échelle du village</w:t>
-      </w:r>
-      <w:r>
-        <w:t xml:space="preserve">. C’est pourquoi la commune souhaite encourager les initiatives des habitants et multiplier progressivement les plantations là où cela est possible.</w:t>
+        <w:t xml:space="preserve">Les essences et emplacements sont choisis sur-mesure pour respecter l’architecture, la circulation des piétons et l’exposition de chaque rue.</w:t>
+      </w:r>
+    </w:p>
+    <w:p>
+      <w:r>
+        <w:pict>
+          <v:rect style="width:0;height:1.5pt" o:hralign="center" o:hrstd="t" o:hr="t"/>
+        </w:pict>
       </w:r>
     </w:p>
     <w:bookmarkEnd w:id="9"/>
-    <w:bookmarkStart w:id="10" w:name="comment-ça-marche"/>
+    <w:bookmarkStart w:id="10" w:name="prêts-à-participer-4-étapes-simples"/>
     <w:p>
       <w:pPr>
         <w:pStyle w:val="Heading2"/>
       </w:pPr>
       <w:r>
-        <w:t xml:space="preserve">Comment ça marche ?</w:t>
-      </w:r>
-    </w:p>
-    <w:p>
-      <w:pPr>
-        <w:pStyle w:val="FirstParagraph"/>
-      </w:pPr>
-      <w:r>
-        <w:rPr>
-          <w:b/>
-          <w:bCs/>
-        </w:rPr>
-        <w:t xml:space="preserve">La commune et les habitants ont chacun leur rôle.</w:t>
-      </w:r>
-    </w:p>
-    <w:p>
-      <w:pPr>
-        <w:pStyle w:val="BodyText"/>
-      </w:pPr>
-      <w:r>
-        <w:t xml:space="preserve">La municipalité prend en charge les travaux nécessaires sur le domaine public : étude de l’emplacement, vérification des réseaux, création de la fosse de plantation et aménagement du pied de façade.</w:t>
-      </w:r>
-    </w:p>
-    <w:p>
-      <w:pPr>
-        <w:pStyle w:val="BodyText"/>
-      </w:pPr>
-      <w:r>
-        <w:t xml:space="preserve">Les habitants qui souhaitent participer s’engagent, de leur côté, à faire vivre les plantations : arrosage, entretien courant, taille et signalement des éventuels problèmes.</w:t>
-      </w:r>
-    </w:p>
-    <w:p>
-      <w:pPr>
-        <w:pStyle w:val="BodyText"/>
-      </w:pPr>
-      <w:r>
-        <w:rPr>
-          <w:b/>
-          <w:bCs/>
-        </w:rPr>
-        <w:t xml:space="preserve">C’est un véritable partenariat : la commune aménage, les habitants entretiennent et, ensemble, nous faisons grandir la végétation dans nos rues.</w:t>
-      </w:r>
-    </w:p>
-    <w:p>
-      <w:pPr>
-        <w:pStyle w:val="BodyText"/>
-      </w:pPr>
-      <w:r>
-        <w:t xml:space="preserve">Les espèces et les emplacements seront choisis en tenant compte des caractéristiques de chaque rue : exposition, largeur du trottoir, réseaux enterrés, circulation des piétons et contraintes du bâtiment.</w:t>
-      </w:r>
-    </w:p>
-    <w:bookmarkEnd w:id="10"/>
-    <w:bookmarkStart w:id="11" w:name="prêts-à-participer-cest-simple"/>
-    <w:p>
-      <w:pPr>
-        <w:pStyle w:val="Heading2"/>
-      </w:pPr>
-      <w:r>
-        <w:t xml:space="preserve">Prêts à participer ? C’est simple !</w:t>
-      </w:r>
-    </w:p>
-    <w:p>
-      <w:pPr>
-        <w:pStyle w:val="FirstParagraph"/>
-      </w:pPr>
-      <w:r>
-        <w:t xml:space="preserve">Afin de garantir la sécurité de tous et de préserver le libre passage sur les trottoirs, chaque projet sera étudié avec les services municipaux.</w:t>
+        <w:t xml:space="preserve">Prêts à participer ? 4 étapes simples</w:t>
       </w:r>
     </w:p>
     <w:p>
@@ -248,7 +145,7 @@
         <w:t xml:space="preserve"> </w:t>
       </w:r>
       <w:r>
-        <w:t xml:space="preserve">remplissez le formulaire disponible en mairie, sur l’application IntraMuros ou joint à ce bulletin.</w:t>
+        <w:t xml:space="preserve">Remplissez le formulaire en Mairie, sur l’application IntraMuros ou via le coupon joint.</w:t>
       </w:r>
     </w:p>
     <w:p>
@@ -264,13 +161,13 @@
           <w:b/>
           <w:bCs/>
         </w:rPr>
-        <w:t xml:space="preserve">Un emplacement est étudié :</w:t>
+        <w:t xml:space="preserve">Étude sur place :</w:t>
       </w:r>
       <w:r>
         <w:t xml:space="preserve"> </w:t>
       </w:r>
       <w:r>
-        <w:t xml:space="preserve">un agent municipal vient sur place pour vérifier la faisabilité et déterminer l’emplacement le plus adapté.</w:t>
+        <w:t xml:space="preserve">Un agent municipal vérifie la faisabilité technique devant votre domicile.</w:t>
       </w:r>
     </w:p>
     <w:p>
@@ -286,13 +183,13 @@
           <w:b/>
           <w:bCs/>
         </w:rPr>
-        <w:t xml:space="preserve">Une convention est établie :</w:t>
+        <w:t xml:space="preserve">Signature de la convention :</w:t>
       </w:r>
       <w:r>
         <w:t xml:space="preserve"> </w:t>
       </w:r>
       <w:r>
-        <w:t xml:space="preserve">elle précise les engagements de la commune et ceux de l’habitant.</w:t>
+        <w:t xml:space="preserve">Elle formalise les engagements réciproques de la commune et du riverain.</w:t>
       </w:r>
     </w:p>
     <w:p>
@@ -308,13 +205,30 @@
           <w:b/>
           <w:bCs/>
         </w:rPr>
-        <w:t xml:space="preserve">La plantation peut commencer :</w:t>
+        <w:t xml:space="preserve">Plantation !</w:t>
       </w:r>
       <w:r>
         <w:t xml:space="preserve"> </w:t>
       </w:r>
       <w:r>
-        <w:t xml:space="preserve">la commune réalise l’aménagement prévu et vous participez ensuite à l’entretien de la végétation.</w:t>
+        <w:t xml:space="preserve">La commune crée le trou de plantation, vous prenez le relais pour faire pousser votre façade.</w:t>
+      </w:r>
+    </w:p>
+    <w:p>
+      <w:r>
+        <w:pict>
+          <v:rect style="width:0;height:1.5pt" o:hralign="center" o:hrstd="t" o:hr="t"/>
+        </w:pict>
+      </w:r>
+    </w:p>
+    <w:bookmarkEnd w:id="10"/>
+    <w:bookmarkStart w:id="11" w:name="Xddddb8694b071b8083af3d7dc0f3983153bddb6"/>
+    <w:p>
+      <w:pPr>
+        <w:pStyle w:val="Heading2"/>
+      </w:pPr>
+      <w:r>
+        <w:t xml:space="preserve">Un petit geste pour la rue, un grand changement pour le village</w:t>
       </w:r>
     </w:p>
     <w:p>
@@ -322,25 +236,15 @@
         <w:pStyle w:val="FirstParagraph"/>
       </w:pPr>
       <w:r>
-        <w:t xml:space="preserve">Chaque projet sera étudié au cas par cas afin de préserver les réseaux, la sécurité et l’accessibilité des rues.</w:t>
-      </w:r>
-    </w:p>
-    <w:bookmarkEnd w:id="11"/>
-    <w:bookmarkStart w:id="12" w:name="Xbd2281104d8f9ba11f94af5de3fd531bc1732fb"/>
-    <w:p>
-      <w:pPr>
-        <w:pStyle w:val="Heading2"/>
-      </w:pPr>
-      <w:r>
-        <w:t xml:space="preserve">Ensemble, faisons pousser un village plus frais !</w:t>
-      </w:r>
-    </w:p>
-    <w:p>
-      <w:pPr>
-        <w:pStyle w:val="FirstParagraph"/>
-      </w:pPr>
-      <w:r>
-        <w:t xml:space="preserve">Végétaliser une façade peut sembler être un petit geste. Mais lorsque plusieurs habitants s’y mettent,</w:t>
+        <w:t xml:space="preserve">Une plante grimpante sur un mur peut sembler modeste. Mais réunies, ces initiatives métamorphoseront nos rues en îlots de fraîcheur agréables et accueillants.</w:t>
+      </w:r>
+    </w:p>
+    <w:p>
+      <w:pPr>
+        <w:pStyle w:val="BodyText"/>
+      </w:pPr>
+      <w:r>
+        <w:t xml:space="preserve">👉</w:t>
       </w:r>
       <w:r>
         <w:t xml:space="preserve"> </w:t>
@@ -350,41 +254,11 @@
           <w:b/>
           <w:bCs/>
         </w:rPr>
-        <w:t xml:space="preserve">ce sont peu à peu des rues entières qui changent.</w:t>
-      </w:r>
-    </w:p>
-    <w:p>
-      <w:pPr>
-        <w:pStyle w:val="BodyText"/>
-      </w:pPr>
-      <w:r>
-        <w:t xml:space="preserve">Faisons de Montpezat un village plus vert, plus frais et plus agréable à vivre,</w:t>
-      </w:r>
-      <w:r>
-        <w:t xml:space="preserve"> </w:t>
-      </w:r>
-      <w:r>
-        <w:rPr>
-          <w:b/>
-          <w:bCs/>
-        </w:rPr>
-        <w:t xml:space="preserve">une façade, une plantation et un habitant à la fois.</w:t>
-      </w:r>
-    </w:p>
-    <w:p>
-      <w:pPr>
-        <w:pStyle w:val="BodyText"/>
-      </w:pPr>
-      <w:r>
-        <w:rPr>
-          <w:b/>
-          <w:bCs/>
-        </w:rPr>
-        <w:t xml:space="preserve">Vous souhaitez participer ? Inscrivez-vous auprès de la mairie !</w:t>
-      </w:r>
-    </w:p>
+        <w:t xml:space="preserve">Vous souhaitez végétaliser votre pied de mur ? Contactez la Mairie dès aujourd’hui !</w:t>
+      </w:r>
+    </w:p>
+    <w:bookmarkEnd w:id="11"/>
     <w:bookmarkEnd w:id="12"/>
-    <w:bookmarkEnd w:id="13"/>
     <w:sectPr>
       <w:footnotePr>
         <w:numRestart w:val="eachSect"/>
